--- a/Course/1 Component 1 - Computer Systems/1.4 Data Types, Data Structures and Boolean Algebra/1.4.3 Boolean Algebra/4 Homework (editable).docx
+++ b/Course/1 Component 1 - Computer Systems/1.4 Data Types, Data Structures and Boolean Algebra/1.4.3 Boolean Algebra/4 Homework (editable).docx
@@ -7,62 +7,26 @@
         <w:pStyle w:val="Heading1"/>
       </w:pPr>
       <w:r>
+        <w:rPr>
+          <w:b w:val="0"/>
+          <w:i w:val="0"/>
+        </w:rPr>
         <w:t>Homework — 1.4.3 Boolean Algebra</w:t>
       </w:r>
     </w:p>
     <w:p>
       <w:r>
-        <w:t xml:space="preserve">Name: </w:t>
-      </w:r>
-      <w:r>
         <w:rPr>
-          <w:b/>
+          <w:b w:val="0"/>
+          <w:i w:val="0"/>
         </w:rPr>
-        <w:t>_</w:t>
-      </w:r>
-      <w:r>
-        <w:rPr>
-          <w:b/>
-        </w:rPr>
-        <w:t>_</w:t>
-      </w:r>
-      <w:r>
-        <w:rPr>
-          <w:b/>
-        </w:rPr>
-        <w:t>_</w:t>
-      </w:r>
-      <w:r>
-        <w:rPr>
-          <w:b/>
-        </w:rPr>
-        <w:t>_</w:t>
-      </w:r>
-      <w:r>
-        <w:rPr>
-          <w:b/>
-        </w:rPr>
-        <w:t xml:space="preserve">   Date: </w:t>
-      </w:r>
-      <w:r>
-        <w:rPr>
-          <w:b/>
-        </w:rPr>
-        <w:t>_</w:t>
-      </w:r>
-      <w:r>
-        <w:rPr>
-          <w:b/>
-        </w:rPr>
-        <w:t xml:space="preserve">_   Mark: </w:t>
-      </w:r>
-      <w:r>
-        <w:t>____ / 20</w:t>
+        <w:t>Name: ______________________   Date: __________   Mark: ______ / 20</w:t>
       </w:r>
     </w:p>
     <w:p>
       <w:r>
         <w:rPr>
+          <w:b w:val="0"/>
           <w:i/>
         </w:rPr>
         <w:t>OCR H446 — set after the 1.4.3 lesson. SHOW ALL WORKING.</w:t>
@@ -80,6 +44,10 @@
         <w:pStyle w:val="Heading2"/>
       </w:pPr>
       <w:r>
+        <w:rPr>
+          <w:b w:val="0"/>
+          <w:i w:val="0"/>
+        </w:rPr>
         <w:t>Part A — This week's topic (~14 marks)</w:t>
       </w:r>
     </w:p>
@@ -87,32 +55,48 @@
       <w:r>
         <w:rPr>
           <w:b/>
+          <w:i w:val="0"/>
         </w:rPr>
         <w:t>1.</w:t>
       </w:r>
       <w:r>
+        <w:rPr>
+          <w:b w:val="0"/>
+          <w:i w:val="0"/>
+        </w:rPr>
         <w:t xml:space="preserve"> Complete the truth table for the expression </w:t>
       </w:r>
       <w:r>
         <w:rPr>
           <w:b/>
+          <w:i w:val="0"/>
         </w:rPr>
         <w:t>Q = (A + B) · ¬C</w:t>
       </w:r>
       <w:r>
+        <w:rPr>
+          <w:b w:val="0"/>
+          <w:i w:val="0"/>
+        </w:rPr>
         <w:t xml:space="preserve">. </w:t>
       </w:r>
       <w:r>
         <w:rPr>
           <w:b/>
+          <w:i w:val="0"/>
         </w:rPr>
         <w:t>[4]</w:t>
       </w:r>
       <w:r>
+        <w:rPr>
+          <w:b w:val="0"/>
+          <w:i w:val="0"/>
+        </w:rPr>
         <w:t xml:space="preserve"> </w:t>
       </w:r>
       <w:r>
         <w:rPr>
+          <w:b w:val="0"/>
           <w:i/>
         </w:rPr>
         <w:t>(AO2)</w:t>
@@ -195,6 +179,7 @@
             <w:r>
               <w:rPr>
                 <w:b/>
+                <w:i w:val="0"/>
               </w:rPr>
               <w:t>A</w:t>
             </w:r>
@@ -214,6 +199,7 @@
             <w:r>
               <w:rPr>
                 <w:b/>
+                <w:i w:val="0"/>
               </w:rPr>
               <w:t>B</w:t>
             </w:r>
@@ -233,6 +219,7 @@
             <w:r>
               <w:rPr>
                 <w:b/>
+                <w:i w:val="0"/>
               </w:rPr>
               <w:t>C</w:t>
             </w:r>
@@ -252,6 +239,7 @@
             <w:r>
               <w:rPr>
                 <w:b/>
+                <w:i w:val="0"/>
               </w:rPr>
               <w:t>A+B</w:t>
             </w:r>
@@ -271,6 +259,7 @@
             <w:r>
               <w:rPr>
                 <w:b/>
+                <w:i w:val="0"/>
               </w:rPr>
               <w:t>¬C</w:t>
             </w:r>
@@ -290,6 +279,7 @@
             <w:r>
               <w:rPr>
                 <w:b/>
+                <w:i w:val="0"/>
               </w:rPr>
               <w:t>Q</w:t>
             </w:r>
@@ -304,6 +294,10 @@
           <w:p>
             <w:r/>
             <w:r>
+              <w:rPr>
+                <w:b w:val="0"/>
+                <w:i w:val="0"/>
+              </w:rPr>
               <w:t>0</w:t>
             </w:r>
           </w:p>
@@ -315,6 +309,10 @@
           <w:p>
             <w:r/>
             <w:r>
+              <w:rPr>
+                <w:b w:val="0"/>
+                <w:i w:val="0"/>
+              </w:rPr>
               <w:t>0</w:t>
             </w:r>
           </w:p>
@@ -326,6 +324,10 @@
           <w:p>
             <w:r/>
             <w:r>
+              <w:rPr>
+                <w:b w:val="0"/>
+                <w:i w:val="0"/>
+              </w:rPr>
               <w:t>0</w:t>
             </w:r>
           </w:p>
@@ -363,6 +365,10 @@
           <w:p>
             <w:r/>
             <w:r>
+              <w:rPr>
+                <w:b w:val="0"/>
+                <w:i w:val="0"/>
+              </w:rPr>
               <w:t>0</w:t>
             </w:r>
           </w:p>
@@ -374,6 +380,10 @@
           <w:p>
             <w:r/>
             <w:r>
+              <w:rPr>
+                <w:b w:val="0"/>
+                <w:i w:val="0"/>
+              </w:rPr>
               <w:t>0</w:t>
             </w:r>
           </w:p>
@@ -385,6 +395,10 @@
           <w:p>
             <w:r/>
             <w:r>
+              <w:rPr>
+                <w:b w:val="0"/>
+                <w:i w:val="0"/>
+              </w:rPr>
               <w:t>1</w:t>
             </w:r>
           </w:p>
@@ -422,6 +436,10 @@
           <w:p>
             <w:r/>
             <w:r>
+              <w:rPr>
+                <w:b w:val="0"/>
+                <w:i w:val="0"/>
+              </w:rPr>
               <w:t>0</w:t>
             </w:r>
           </w:p>
@@ -433,6 +451,10 @@
           <w:p>
             <w:r/>
             <w:r>
+              <w:rPr>
+                <w:b w:val="0"/>
+                <w:i w:val="0"/>
+              </w:rPr>
               <w:t>1</w:t>
             </w:r>
           </w:p>
@@ -444,6 +466,10 @@
           <w:p>
             <w:r/>
             <w:r>
+              <w:rPr>
+                <w:b w:val="0"/>
+                <w:i w:val="0"/>
+              </w:rPr>
               <w:t>0</w:t>
             </w:r>
           </w:p>
@@ -481,6 +507,10 @@
           <w:p>
             <w:r/>
             <w:r>
+              <w:rPr>
+                <w:b w:val="0"/>
+                <w:i w:val="0"/>
+              </w:rPr>
               <w:t>0</w:t>
             </w:r>
           </w:p>
@@ -492,6 +522,10 @@
           <w:p>
             <w:r/>
             <w:r>
+              <w:rPr>
+                <w:b w:val="0"/>
+                <w:i w:val="0"/>
+              </w:rPr>
               <w:t>1</w:t>
             </w:r>
           </w:p>
@@ -503,6 +537,10 @@
           <w:p>
             <w:r/>
             <w:r>
+              <w:rPr>
+                <w:b w:val="0"/>
+                <w:i w:val="0"/>
+              </w:rPr>
               <w:t>1</w:t>
             </w:r>
           </w:p>
@@ -540,6 +578,10 @@
           <w:p>
             <w:r/>
             <w:r>
+              <w:rPr>
+                <w:b w:val="0"/>
+                <w:i w:val="0"/>
+              </w:rPr>
               <w:t>1</w:t>
             </w:r>
           </w:p>
@@ -551,6 +593,10 @@
           <w:p>
             <w:r/>
             <w:r>
+              <w:rPr>
+                <w:b w:val="0"/>
+                <w:i w:val="0"/>
+              </w:rPr>
               <w:t>0</w:t>
             </w:r>
           </w:p>
@@ -562,6 +608,10 @@
           <w:p>
             <w:r/>
             <w:r>
+              <w:rPr>
+                <w:b w:val="0"/>
+                <w:i w:val="0"/>
+              </w:rPr>
               <w:t>0</w:t>
             </w:r>
           </w:p>
@@ -599,6 +649,10 @@
           <w:p>
             <w:r/>
             <w:r>
+              <w:rPr>
+                <w:b w:val="0"/>
+                <w:i w:val="0"/>
+              </w:rPr>
               <w:t>1</w:t>
             </w:r>
           </w:p>
@@ -610,6 +664,10 @@
           <w:p>
             <w:r/>
             <w:r>
+              <w:rPr>
+                <w:b w:val="0"/>
+                <w:i w:val="0"/>
+              </w:rPr>
               <w:t>0</w:t>
             </w:r>
           </w:p>
@@ -621,6 +679,10 @@
           <w:p>
             <w:r/>
             <w:r>
+              <w:rPr>
+                <w:b w:val="0"/>
+                <w:i w:val="0"/>
+              </w:rPr>
               <w:t>1</w:t>
             </w:r>
           </w:p>
@@ -658,6 +720,10 @@
           <w:p>
             <w:r/>
             <w:r>
+              <w:rPr>
+                <w:b w:val="0"/>
+                <w:i w:val="0"/>
+              </w:rPr>
               <w:t>1</w:t>
             </w:r>
           </w:p>
@@ -669,6 +735,10 @@
           <w:p>
             <w:r/>
             <w:r>
+              <w:rPr>
+                <w:b w:val="0"/>
+                <w:i w:val="0"/>
+              </w:rPr>
               <w:t>1</w:t>
             </w:r>
           </w:p>
@@ -680,6 +750,10 @@
           <w:p>
             <w:r/>
             <w:r>
+              <w:rPr>
+                <w:b w:val="0"/>
+                <w:i w:val="0"/>
+              </w:rPr>
               <w:t>0</w:t>
             </w:r>
           </w:p>
@@ -717,6 +791,10 @@
           <w:p>
             <w:r/>
             <w:r>
+              <w:rPr>
+                <w:b w:val="0"/>
+                <w:i w:val="0"/>
+              </w:rPr>
               <w:t>1</w:t>
             </w:r>
           </w:p>
@@ -728,6 +806,10 @@
           <w:p>
             <w:r/>
             <w:r>
+              <w:rPr>
+                <w:b w:val="0"/>
+                <w:i w:val="0"/>
+              </w:rPr>
               <w:t>1</w:t>
             </w:r>
           </w:p>
@@ -739,6 +821,10 @@
           <w:p>
             <w:r/>
             <w:r>
+              <w:rPr>
+                <w:b w:val="0"/>
+                <w:i w:val="0"/>
+              </w:rPr>
               <w:t>1</w:t>
             </w:r>
           </w:p>
@@ -774,41 +860,64 @@
       <w:r>
         <w:rPr>
           <w:b/>
+          <w:i w:val="0"/>
         </w:rPr>
         <w:t>2.</w:t>
       </w:r>
       <w:r>
+        <w:rPr>
+          <w:b w:val="0"/>
+          <w:i w:val="0"/>
+        </w:rPr>
         <w:t xml:space="preserve"> Use </w:t>
       </w:r>
       <w:r>
         <w:rPr>
           <w:b/>
+          <w:i w:val="0"/>
         </w:rPr>
         <w:t>De Morgan's law</w:t>
       </w:r>
       <w:r>
+        <w:rPr>
+          <w:b w:val="0"/>
+          <w:i w:val="0"/>
+        </w:rPr>
         <w:t xml:space="preserve"> (and double negation where needed) to simplify </w:t>
       </w:r>
       <w:r>
         <w:rPr>
+          <w:rFonts w:ascii="Consolas" w:hAnsi="Consolas"/>
           <w:b/>
+          <w:i w:val="0"/>
+          <w:sz w:val="19"/>
         </w:rPr>
-        <w:t>`¬(A · ¬B)`</w:t>
+        <w:t>¬(A · ¬B)</w:t>
       </w:r>
       <w:r>
+        <w:rPr>
+          <w:b w:val="0"/>
+          <w:i w:val="0"/>
+        </w:rPr>
         <w:t xml:space="preserve"> to an expression with no outer bar. Show each step. </w:t>
       </w:r>
       <w:r>
         <w:rPr>
           <w:b/>
+          <w:i w:val="0"/>
         </w:rPr>
         <w:t>[3]</w:t>
       </w:r>
       <w:r>
+        <w:rPr>
+          <w:b w:val="0"/>
+          <w:i w:val="0"/>
+        </w:rPr>
         <w:t xml:space="preserve"> </w:t>
       </w:r>
       <w:r>
         <w:rPr>
+          <w:b w:val="0"/>
           <w:i/>
         </w:rPr>
         <w:t>(AO2)</w:t>
@@ -848,6 +957,10 @@
     </w:p>
     <w:p>
       <w:r>
+        <w:rPr>
+          <w:b w:val="0"/>
+          <w:i w:val="0"/>
+        </w:rPr>
         <w:t>Working space:</w:t>
       </w:r>
     </w:p>
@@ -855,32 +968,50 @@
       <w:r>
         <w:rPr>
           <w:b/>
+          <w:i w:val="0"/>
         </w:rPr>
         <w:t>3.</w:t>
       </w:r>
       <w:r>
+        <w:rPr>
+          <w:b w:val="0"/>
+          <w:i w:val="0"/>
+        </w:rPr>
         <w:t xml:space="preserve"> Simplify the expression </w:t>
       </w:r>
       <w:r>
         <w:rPr>
+          <w:rFonts w:ascii="Consolas" w:hAnsi="Consolas"/>
           <w:b/>
+          <w:i w:val="0"/>
+          <w:sz w:val="19"/>
         </w:rPr>
-        <w:t>`A + ¬A · B`</w:t>
+        <w:t>A + ¬A · B</w:t>
       </w:r>
       <w:r>
+        <w:rPr>
+          <w:b w:val="0"/>
+          <w:i w:val="0"/>
+        </w:rPr>
         <w:t xml:space="preserve"> as far as possible, and name the law(s) used. </w:t>
       </w:r>
       <w:r>
         <w:rPr>
           <w:b/>
+          <w:i w:val="0"/>
         </w:rPr>
         <w:t>[3]</w:t>
       </w:r>
       <w:r>
+        <w:rPr>
+          <w:b w:val="0"/>
+          <w:i w:val="0"/>
+        </w:rPr>
         <w:t xml:space="preserve"> </w:t>
       </w:r>
       <w:r>
         <w:rPr>
+          <w:b w:val="0"/>
           <w:i/>
         </w:rPr>
         <w:t>(AO1/AO2)</w:t>
@@ -920,6 +1051,10 @@
     </w:p>
     <w:p>
       <w:r>
+        <w:rPr>
+          <w:b w:val="0"/>
+          <w:i w:val="0"/>
+        </w:rPr>
         <w:t>Working space:</w:t>
       </w:r>
     </w:p>
@@ -927,59 +1062,90 @@
       <w:r>
         <w:rPr>
           <w:b/>
+          <w:i w:val="0"/>
         </w:rPr>
         <w:t>4.</w:t>
       </w:r>
       <w:r>
+        <w:rPr>
+          <w:b w:val="0"/>
+          <w:i w:val="0"/>
+        </w:rPr>
         <w:t xml:space="preserve"> State the Boolean expressions for the </w:t>
       </w:r>
       <w:r>
         <w:rPr>
           <w:b/>
+          <w:i w:val="0"/>
         </w:rPr>
         <w:t>Sum</w:t>
       </w:r>
       <w:r>
+        <w:rPr>
+          <w:b w:val="0"/>
+          <w:i w:val="0"/>
+        </w:rPr>
         <w:t xml:space="preserve"> and </w:t>
       </w:r>
       <w:r>
         <w:rPr>
           <w:b/>
+          <w:i w:val="0"/>
         </w:rPr>
         <w:t>Carry</w:t>
       </w:r>
       <w:r>
+        <w:rPr>
+          <w:b w:val="0"/>
+          <w:i w:val="0"/>
+        </w:rPr>
         <w:t xml:space="preserve"> outputs of a </w:t>
       </w:r>
       <w:r>
         <w:rPr>
           <w:b/>
+          <w:i w:val="0"/>
         </w:rPr>
         <w:t>half adder</w:t>
       </w:r>
       <w:r>
+        <w:rPr>
+          <w:b w:val="0"/>
+          <w:i w:val="0"/>
+        </w:rPr>
         <w:t xml:space="preserve">, and explain why a half adder </w:t>
       </w:r>
       <w:r>
         <w:rPr>
           <w:b/>
+          <w:i w:val="0"/>
         </w:rPr>
         <w:t>cannot</w:t>
       </w:r>
       <w:r>
+        <w:rPr>
+          <w:b w:val="0"/>
+          <w:i w:val="0"/>
+        </w:rPr>
         <w:t xml:space="preserve"> be used on its own to add the middle columns of a multi-bit binary addition. </w:t>
       </w:r>
       <w:r>
         <w:rPr>
           <w:b/>
+          <w:i w:val="0"/>
         </w:rPr>
         <w:t>[2]</w:t>
       </w:r>
       <w:r>
+        <w:rPr>
+          <w:b w:val="0"/>
+          <w:i w:val="0"/>
+        </w:rPr>
         <w:t xml:space="preserve"> </w:t>
       </w:r>
       <w:r>
         <w:rPr>
+          <w:b w:val="0"/>
           <w:i/>
         </w:rPr>
         <w:t>(AO1)</w:t>
@@ -1011,6 +1177,10 @@
     </w:p>
     <w:p>
       <w:r>
+        <w:rPr>
+          <w:b w:val="0"/>
+          <w:i w:val="0"/>
+        </w:rPr>
         <w:t>Working space:</w:t>
       </w:r>
     </w:p>
@@ -1018,50 +1188,76 @@
       <w:r>
         <w:rPr>
           <w:b/>
+          <w:i w:val="0"/>
         </w:rPr>
         <w:t>5.</w:t>
       </w:r>
       <w:r>
+        <w:rPr>
+          <w:b w:val="0"/>
+          <w:i w:val="0"/>
+        </w:rPr>
         <w:t xml:space="preserve"> State </w:t>
       </w:r>
       <w:r>
         <w:rPr>
           <w:b/>
+          <w:i w:val="0"/>
         </w:rPr>
         <w:t>two</w:t>
       </w:r>
       <w:r>
+        <w:rPr>
+          <w:b w:val="0"/>
+          <w:i w:val="0"/>
+        </w:rPr>
         <w:t xml:space="preserve"> differences between </w:t>
       </w:r>
       <w:r>
         <w:rPr>
           <w:b/>
+          <w:i w:val="0"/>
         </w:rPr>
         <w:t>combinational</w:t>
       </w:r>
       <w:r>
+        <w:rPr>
+          <w:b w:val="0"/>
+          <w:i w:val="0"/>
+        </w:rPr>
         <w:t xml:space="preserve"> logic and </w:t>
       </w:r>
       <w:r>
         <w:rPr>
           <w:b/>
+          <w:i w:val="0"/>
         </w:rPr>
         <w:t>sequential</w:t>
       </w:r>
       <w:r>
+        <w:rPr>
+          <w:b w:val="0"/>
+          <w:i w:val="0"/>
+        </w:rPr>
         <w:t xml:space="preserve"> logic, giving one example component of each. </w:t>
       </w:r>
       <w:r>
         <w:rPr>
           <w:b/>
+          <w:i w:val="0"/>
         </w:rPr>
         <w:t>[2]</w:t>
       </w:r>
       <w:r>
+        <w:rPr>
+          <w:b w:val="0"/>
+          <w:i w:val="0"/>
+        </w:rPr>
         <w:t xml:space="preserve"> </w:t>
       </w:r>
       <w:r>
         <w:rPr>
+          <w:b w:val="0"/>
           <w:i/>
         </w:rPr>
         <w:t>(AO1)</w:t>
@@ -1093,6 +1289,10 @@
     </w:p>
     <w:p>
       <w:r>
+        <w:rPr>
+          <w:b w:val="0"/>
+          <w:i w:val="0"/>
+        </w:rPr>
         <w:t>Working space:</w:t>
       </w:r>
     </w:p>
@@ -1108,6 +1308,10 @@
         <w:pStyle w:val="Heading2"/>
       </w:pPr>
       <w:r>
+        <w:rPr>
+          <w:b w:val="0"/>
+          <w:i w:val="0"/>
+        </w:rPr>
         <w:t>Part B — Retrieval: keep it fresh (~6 marks)</w:t>
       </w:r>
     </w:p>
@@ -1115,59 +1319,90 @@
       <w:r>
         <w:rPr>
           <w:b/>
+          <w:i w:val="0"/>
         </w:rPr>
         <w:t>6.</w:t>
       </w:r>
       <w:r>
+        <w:rPr>
+          <w:b w:val="0"/>
+          <w:i w:val="0"/>
+        </w:rPr>
         <w:t xml:space="preserve"> Explain the difference between </w:t>
       </w:r>
       <w:r>
         <w:rPr>
           <w:b/>
+          <w:i w:val="0"/>
         </w:rPr>
         <w:t>symmetric</w:t>
       </w:r>
       <w:r>
+        <w:rPr>
+          <w:b w:val="0"/>
+          <w:i w:val="0"/>
+        </w:rPr>
         <w:t xml:space="preserve"> and </w:t>
       </w:r>
       <w:r>
         <w:rPr>
           <w:b/>
+          <w:i w:val="0"/>
         </w:rPr>
         <w:t>asymmetric</w:t>
       </w:r>
       <w:r>
+        <w:rPr>
+          <w:b w:val="0"/>
+          <w:i w:val="0"/>
+        </w:rPr>
         <w:t xml:space="preserve"> encryption, and state </w:t>
       </w:r>
       <w:r>
         <w:rPr>
           <w:b/>
+          <w:i w:val="0"/>
         </w:rPr>
         <w:t>one</w:t>
       </w:r>
       <w:r>
+        <w:rPr>
+          <w:b w:val="0"/>
+          <w:i w:val="0"/>
+        </w:rPr>
         <w:t xml:space="preserve"> advantage of asymmetric encryption. </w:t>
       </w:r>
       <w:r>
         <w:rPr>
+          <w:b w:val="0"/>
           <w:i/>
         </w:rPr>
         <w:t>(1.3)</w:t>
       </w:r>
       <w:r>
+        <w:rPr>
+          <w:b w:val="0"/>
+          <w:i w:val="0"/>
+        </w:rPr>
         <w:t xml:space="preserve"> </w:t>
       </w:r>
       <w:r>
         <w:rPr>
           <w:b/>
+          <w:i w:val="0"/>
         </w:rPr>
         <w:t>[3]</w:t>
       </w:r>
       <w:r>
+        <w:rPr>
+          <w:b w:val="0"/>
+          <w:i w:val="0"/>
+        </w:rPr>
         <w:t xml:space="preserve"> </w:t>
       </w:r>
       <w:r>
         <w:rPr>
+          <w:b w:val="0"/>
           <w:i/>
         </w:rPr>
         <w:t>(AO1)</w:t>
@@ -1207,6 +1442,10 @@
     </w:p>
     <w:p>
       <w:r>
+        <w:rPr>
+          <w:b w:val="0"/>
+          <w:i w:val="0"/>
+        </w:rPr>
         <w:t>Working space:</w:t>
       </w:r>
     </w:p>
@@ -1214,50 +1453,76 @@
       <w:r>
         <w:rPr>
           <w:b/>
+          <w:i w:val="0"/>
         </w:rPr>
         <w:t>7.</w:t>
       </w:r>
       <w:r>
+        <w:rPr>
+          <w:b w:val="0"/>
+          <w:i w:val="0"/>
+        </w:rPr>
         <w:t xml:space="preserve"> Describe how the </w:t>
       </w:r>
       <w:r>
         <w:rPr>
           <w:b/>
+          <w:i w:val="0"/>
         </w:rPr>
         <w:t>round robin</w:t>
       </w:r>
       <w:r>
+        <w:rPr>
+          <w:b w:val="0"/>
+          <w:i w:val="0"/>
+        </w:rPr>
         <w:t xml:space="preserve"> CPU scheduling algorithm works, and state </w:t>
       </w:r>
       <w:r>
         <w:rPr>
           <w:b/>
+          <w:i w:val="0"/>
         </w:rPr>
         <w:t>one</w:t>
       </w:r>
       <w:r>
+        <w:rPr>
+          <w:b w:val="0"/>
+          <w:i w:val="0"/>
+        </w:rPr>
         <w:t xml:space="preserve"> advantage of it. </w:t>
       </w:r>
       <w:r>
         <w:rPr>
+          <w:b w:val="0"/>
           <w:i/>
         </w:rPr>
         <w:t>(1.2)</w:t>
       </w:r>
       <w:r>
+        <w:rPr>
+          <w:b w:val="0"/>
+          <w:i w:val="0"/>
+        </w:rPr>
         <w:t xml:space="preserve"> </w:t>
       </w:r>
       <w:r>
         <w:rPr>
           <w:b/>
+          <w:i w:val="0"/>
         </w:rPr>
         <w:t>[3]</w:t>
       </w:r>
       <w:r>
+        <w:rPr>
+          <w:b w:val="0"/>
+          <w:i w:val="0"/>
+        </w:rPr>
         <w:t xml:space="preserve"> </w:t>
       </w:r>
       <w:r>
         <w:rPr>
+          <w:b w:val="0"/>
           <w:i/>
         </w:rPr>
         <w:t>(AO1)</w:t>
@@ -1297,6 +1562,10 @@
     </w:p>
     <w:p>
       <w:r>
+        <w:rPr>
+          <w:b w:val="0"/>
+          <w:i w:val="0"/>
+        </w:rPr>
         <w:t>Working space:</w:t>
       </w:r>
     </w:p>

--- a/Course/1 Component 1 - Computer Systems/1.4 Data Types, Data Structures and Boolean Algebra/1.4.3 Boolean Algebra/4 Homework (editable).docx
+++ b/Course/1 Component 1 - Computer Systems/1.4 Data Types, Data Structures and Boolean Algebra/1.4.3 Boolean Algebra/4 Homework (editable).docx
@@ -102,54 +102,32 @@
         <w:t>(AO2)</w:t>
       </w:r>
     </w:p>
-    <w:p>
-      <w:pPr>
-        <w:spacing w:before="260"/>
-        <w:pBdr>
-          <w:bottom w:val="single" w:sz="4" w:space="1" w:color="AAB4C0"/>
-        </w:pBdr>
-      </w:pPr>
-    </w:p>
-    <w:p>
-      <w:pPr>
-        <w:spacing w:before="260"/>
-        <w:pBdr>
-          <w:bottom w:val="single" w:sz="4" w:space="1" w:color="AAB4C0"/>
-        </w:pBdr>
-      </w:pPr>
-    </w:p>
-    <w:p>
-      <w:pPr>
-        <w:spacing w:before="260"/>
-        <w:pBdr>
-          <w:bottom w:val="single" w:sz="4" w:space="1" w:color="AAB4C0"/>
-        </w:pBdr>
-      </w:pPr>
-    </w:p>
-    <w:p>
-      <w:pPr>
-        <w:spacing w:before="260"/>
-        <w:pBdr>
-          <w:bottom w:val="single" w:sz="4" w:space="1" w:color="AAB4C0"/>
-        </w:pBdr>
-      </w:pPr>
-    </w:p>
-    <w:p>
-      <w:pPr>
-        <w:spacing w:before="260"/>
-        <w:pBdr>
-          <w:bottom w:val="single" w:sz="4" w:space="1" w:color="AAB4C0"/>
-        </w:pBdr>
-      </w:pPr>
-    </w:p>
-    <w:p>
-      <w:pPr>
-        <w:spacing w:before="260"/>
-        <w:pBdr>
-          <w:bottom w:val="single" w:sz="4" w:space="1" w:color="AAB4C0"/>
-        </w:pBdr>
-      </w:pPr>
-    </w:p>
+    <w:tbl>
+      <w:tblPr>
+        <w:tblStyle w:val="TableGrid"/>
+        <w:tblW w:type="auto" w:w="0"/>
+        <w:tblLook w:firstColumn="1" w:firstRow="1" w:lastColumn="0" w:lastRow="0" w:noHBand="0" w:noVBand="1" w:val="04A0"/>
+      </w:tblPr>
+      <w:tblGrid>
+        <w:gridCol w:w="8640"/>
+      </w:tblGrid>
+      <w:tr>
+        <w:trPr>
+          <w:trHeight w:val="2040" w:hRule="atLeast"/>
+        </w:trPr>
+        <w:tc>
+          <w:tcPr>
+            <w:tcW w:type="dxa" w:w="8640"/>
+          </w:tcPr>
+          <w:p>
+            <w:pPr>
+              <w:spacing w:before="40"/>
+            </w:pPr>
+          </w:p>
+        </w:tc>
+      </w:tr>
+    </w:tbl>
+    <w:p/>
     <w:tbl>
       <w:tblPr>
         <w:tblStyle w:val="TableGrid"/>
@@ -923,38 +901,32 @@
         <w:t>(AO2)</w:t>
       </w:r>
     </w:p>
-    <w:p>
-      <w:pPr>
-        <w:spacing w:before="260"/>
-        <w:pBdr>
-          <w:bottom w:val="single" w:sz="4" w:space="1" w:color="AAB4C0"/>
-        </w:pBdr>
-      </w:pPr>
-    </w:p>
-    <w:p>
-      <w:pPr>
-        <w:spacing w:before="260"/>
-        <w:pBdr>
-          <w:bottom w:val="single" w:sz="4" w:space="1" w:color="AAB4C0"/>
-        </w:pBdr>
-      </w:pPr>
-    </w:p>
-    <w:p>
-      <w:pPr>
-        <w:spacing w:before="260"/>
-        <w:pBdr>
-          <w:bottom w:val="single" w:sz="4" w:space="1" w:color="AAB4C0"/>
-        </w:pBdr>
-      </w:pPr>
-    </w:p>
-    <w:p>
-      <w:pPr>
-        <w:spacing w:before="260"/>
-        <w:pBdr>
-          <w:bottom w:val="single" w:sz="4" w:space="1" w:color="AAB4C0"/>
-        </w:pBdr>
-      </w:pPr>
-    </w:p>
+    <w:tbl>
+      <w:tblPr>
+        <w:tblStyle w:val="TableGrid"/>
+        <w:tblW w:type="auto" w:w="0"/>
+        <w:tblLook w:firstColumn="1" w:firstRow="1" w:lastColumn="0" w:lastRow="0" w:noHBand="0" w:noVBand="1" w:val="04A0"/>
+      </w:tblPr>
+      <w:tblGrid>
+        <w:gridCol w:w="8640"/>
+      </w:tblGrid>
+      <w:tr>
+        <w:trPr>
+          <w:trHeight w:val="1360" w:hRule="atLeast"/>
+        </w:trPr>
+        <w:tc>
+          <w:tcPr>
+            <w:tcW w:type="dxa" w:w="8640"/>
+          </w:tcPr>
+          <w:p>
+            <w:pPr>
+              <w:spacing w:before="40"/>
+            </w:pPr>
+          </w:p>
+        </w:tc>
+      </w:tr>
+    </w:tbl>
+    <w:p/>
     <w:p>
       <w:r>
         <w:rPr>
@@ -1017,38 +989,32 @@
         <w:t>(AO1/AO2)</w:t>
       </w:r>
     </w:p>
-    <w:p>
-      <w:pPr>
-        <w:spacing w:before="260"/>
-        <w:pBdr>
-          <w:bottom w:val="single" w:sz="4" w:space="1" w:color="AAB4C0"/>
-        </w:pBdr>
-      </w:pPr>
-    </w:p>
-    <w:p>
-      <w:pPr>
-        <w:spacing w:before="260"/>
-        <w:pBdr>
-          <w:bottom w:val="single" w:sz="4" w:space="1" w:color="AAB4C0"/>
-        </w:pBdr>
-      </w:pPr>
-    </w:p>
-    <w:p>
-      <w:pPr>
-        <w:spacing w:before="260"/>
-        <w:pBdr>
-          <w:bottom w:val="single" w:sz="4" w:space="1" w:color="AAB4C0"/>
-        </w:pBdr>
-      </w:pPr>
-    </w:p>
-    <w:p>
-      <w:pPr>
-        <w:spacing w:before="260"/>
-        <w:pBdr>
-          <w:bottom w:val="single" w:sz="4" w:space="1" w:color="AAB4C0"/>
-        </w:pBdr>
-      </w:pPr>
-    </w:p>
+    <w:tbl>
+      <w:tblPr>
+        <w:tblStyle w:val="TableGrid"/>
+        <w:tblW w:type="auto" w:w="0"/>
+        <w:tblLook w:firstColumn="1" w:firstRow="1" w:lastColumn="0" w:lastRow="0" w:noHBand="0" w:noVBand="1" w:val="04A0"/>
+      </w:tblPr>
+      <w:tblGrid>
+        <w:gridCol w:w="8640"/>
+      </w:tblGrid>
+      <w:tr>
+        <w:trPr>
+          <w:trHeight w:val="1360" w:hRule="atLeast"/>
+        </w:trPr>
+        <w:tc>
+          <w:tcPr>
+            <w:tcW w:type="dxa" w:w="8640"/>
+          </w:tcPr>
+          <w:p>
+            <w:pPr>
+              <w:spacing w:before="40"/>
+            </w:pPr>
+          </w:p>
+        </w:tc>
+      </w:tr>
+    </w:tbl>
+    <w:p/>
     <w:p>
       <w:r>
         <w:rPr>
@@ -1151,30 +1117,32 @@
         <w:t>(AO1)</w:t>
       </w:r>
     </w:p>
-    <w:p>
-      <w:pPr>
-        <w:spacing w:before="260"/>
-        <w:pBdr>
-          <w:bottom w:val="single" w:sz="4" w:space="1" w:color="AAB4C0"/>
-        </w:pBdr>
-      </w:pPr>
-    </w:p>
-    <w:p>
-      <w:pPr>
-        <w:spacing w:before="260"/>
-        <w:pBdr>
-          <w:bottom w:val="single" w:sz="4" w:space="1" w:color="AAB4C0"/>
-        </w:pBdr>
-      </w:pPr>
-    </w:p>
-    <w:p>
-      <w:pPr>
-        <w:spacing w:before="260"/>
-        <w:pBdr>
-          <w:bottom w:val="single" w:sz="4" w:space="1" w:color="AAB4C0"/>
-        </w:pBdr>
-      </w:pPr>
-    </w:p>
+    <w:tbl>
+      <w:tblPr>
+        <w:tblStyle w:val="TableGrid"/>
+        <w:tblW w:type="auto" w:w="0"/>
+        <w:tblLook w:firstColumn="1" w:firstRow="1" w:lastColumn="0" w:lastRow="0" w:noHBand="0" w:noVBand="1" w:val="04A0"/>
+      </w:tblPr>
+      <w:tblGrid>
+        <w:gridCol w:w="8640"/>
+      </w:tblGrid>
+      <w:tr>
+        <w:trPr>
+          <w:trHeight w:val="1020" w:hRule="atLeast"/>
+        </w:trPr>
+        <w:tc>
+          <w:tcPr>
+            <w:tcW w:type="dxa" w:w="8640"/>
+          </w:tcPr>
+          <w:p>
+            <w:pPr>
+              <w:spacing w:before="40"/>
+            </w:pPr>
+          </w:p>
+        </w:tc>
+      </w:tr>
+    </w:tbl>
+    <w:p/>
     <w:p>
       <w:r>
         <w:rPr>
@@ -1263,30 +1231,32 @@
         <w:t>(AO1)</w:t>
       </w:r>
     </w:p>
-    <w:p>
-      <w:pPr>
-        <w:spacing w:before="260"/>
-        <w:pBdr>
-          <w:bottom w:val="single" w:sz="4" w:space="1" w:color="AAB4C0"/>
-        </w:pBdr>
-      </w:pPr>
-    </w:p>
-    <w:p>
-      <w:pPr>
-        <w:spacing w:before="260"/>
-        <w:pBdr>
-          <w:bottom w:val="single" w:sz="4" w:space="1" w:color="AAB4C0"/>
-        </w:pBdr>
-      </w:pPr>
-    </w:p>
-    <w:p>
-      <w:pPr>
-        <w:spacing w:before="260"/>
-        <w:pBdr>
-          <w:bottom w:val="single" w:sz="4" w:space="1" w:color="AAB4C0"/>
-        </w:pBdr>
-      </w:pPr>
-    </w:p>
+    <w:tbl>
+      <w:tblPr>
+        <w:tblStyle w:val="TableGrid"/>
+        <w:tblW w:type="auto" w:w="0"/>
+        <w:tblLook w:firstColumn="1" w:firstRow="1" w:lastColumn="0" w:lastRow="0" w:noHBand="0" w:noVBand="1" w:val="04A0"/>
+      </w:tblPr>
+      <w:tblGrid>
+        <w:gridCol w:w="8640"/>
+      </w:tblGrid>
+      <w:tr>
+        <w:trPr>
+          <w:trHeight w:val="1020" w:hRule="atLeast"/>
+        </w:trPr>
+        <w:tc>
+          <w:tcPr>
+            <w:tcW w:type="dxa" w:w="8640"/>
+          </w:tcPr>
+          <w:p>
+            <w:pPr>
+              <w:spacing w:before="40"/>
+            </w:pPr>
+          </w:p>
+        </w:tc>
+      </w:tr>
+    </w:tbl>
+    <w:p/>
     <w:p>
       <w:r>
         <w:rPr>
@@ -1408,38 +1378,32 @@
         <w:t>(AO1)</w:t>
       </w:r>
     </w:p>
-    <w:p>
-      <w:pPr>
-        <w:spacing w:before="260"/>
-        <w:pBdr>
-          <w:bottom w:val="single" w:sz="4" w:space="1" w:color="AAB4C0"/>
-        </w:pBdr>
-      </w:pPr>
-    </w:p>
-    <w:p>
-      <w:pPr>
-        <w:spacing w:before="260"/>
-        <w:pBdr>
-          <w:bottom w:val="single" w:sz="4" w:space="1" w:color="AAB4C0"/>
-        </w:pBdr>
-      </w:pPr>
-    </w:p>
-    <w:p>
-      <w:pPr>
-        <w:spacing w:before="260"/>
-        <w:pBdr>
-          <w:bottom w:val="single" w:sz="4" w:space="1" w:color="AAB4C0"/>
-        </w:pBdr>
-      </w:pPr>
-    </w:p>
-    <w:p>
-      <w:pPr>
-        <w:spacing w:before="260"/>
-        <w:pBdr>
-          <w:bottom w:val="single" w:sz="4" w:space="1" w:color="AAB4C0"/>
-        </w:pBdr>
-      </w:pPr>
-    </w:p>
+    <w:tbl>
+      <w:tblPr>
+        <w:tblStyle w:val="TableGrid"/>
+        <w:tblW w:type="auto" w:w="0"/>
+        <w:tblLook w:firstColumn="1" w:firstRow="1" w:lastColumn="0" w:lastRow="0" w:noHBand="0" w:noVBand="1" w:val="04A0"/>
+      </w:tblPr>
+      <w:tblGrid>
+        <w:gridCol w:w="8640"/>
+      </w:tblGrid>
+      <w:tr>
+        <w:trPr>
+          <w:trHeight w:val="1360" w:hRule="atLeast"/>
+        </w:trPr>
+        <w:tc>
+          <w:tcPr>
+            <w:tcW w:type="dxa" w:w="8640"/>
+          </w:tcPr>
+          <w:p>
+            <w:pPr>
+              <w:spacing w:before="40"/>
+            </w:pPr>
+          </w:p>
+        </w:tc>
+      </w:tr>
+    </w:tbl>
+    <w:p/>
     <w:p>
       <w:r>
         <w:rPr>
@@ -1528,38 +1492,32 @@
         <w:t>(AO1)</w:t>
       </w:r>
     </w:p>
-    <w:p>
-      <w:pPr>
-        <w:spacing w:before="260"/>
-        <w:pBdr>
-          <w:bottom w:val="single" w:sz="4" w:space="1" w:color="AAB4C0"/>
-        </w:pBdr>
-      </w:pPr>
-    </w:p>
-    <w:p>
-      <w:pPr>
-        <w:spacing w:before="260"/>
-        <w:pBdr>
-          <w:bottom w:val="single" w:sz="4" w:space="1" w:color="AAB4C0"/>
-        </w:pBdr>
-      </w:pPr>
-    </w:p>
-    <w:p>
-      <w:pPr>
-        <w:spacing w:before="260"/>
-        <w:pBdr>
-          <w:bottom w:val="single" w:sz="4" w:space="1" w:color="AAB4C0"/>
-        </w:pBdr>
-      </w:pPr>
-    </w:p>
-    <w:p>
-      <w:pPr>
-        <w:spacing w:before="260"/>
-        <w:pBdr>
-          <w:bottom w:val="single" w:sz="4" w:space="1" w:color="AAB4C0"/>
-        </w:pBdr>
-      </w:pPr>
-    </w:p>
+    <w:tbl>
+      <w:tblPr>
+        <w:tblStyle w:val="TableGrid"/>
+        <w:tblW w:type="auto" w:w="0"/>
+        <w:tblLook w:firstColumn="1" w:firstRow="1" w:lastColumn="0" w:lastRow="0" w:noHBand="0" w:noVBand="1" w:val="04A0"/>
+      </w:tblPr>
+      <w:tblGrid>
+        <w:gridCol w:w="8640"/>
+      </w:tblGrid>
+      <w:tr>
+        <w:trPr>
+          <w:trHeight w:val="1360" w:hRule="atLeast"/>
+        </w:trPr>
+        <w:tc>
+          <w:tcPr>
+            <w:tcW w:type="dxa" w:w="8640"/>
+          </w:tcPr>
+          <w:p>
+            <w:pPr>
+              <w:spacing w:before="40"/>
+            </w:pPr>
+          </w:p>
+        </w:tc>
+      </w:tr>
+    </w:tbl>
+    <w:p/>
     <w:p>
       <w:r>
         <w:rPr>

--- a/Course/1 Component 1 - Computer Systems/1.4 Data Types, Data Structures and Boolean Algebra/1.4.3 Boolean Algebra/4 Homework (editable).docx
+++ b/Course/1 Component 1 - Computer Systems/1.4 Data Types, Data Structures and Boolean Algebra/1.4.3 Boolean Algebra/4 Homework (editable).docx
@@ -85,7 +85,7 @@
           <w:b/>
           <w:i w:val="0"/>
         </w:rPr>
-        <w:t>[4]</w:t>
+        <w:t>[3]</w:t>
       </w:r>
       <w:r>
         <w:rPr>
@@ -113,7 +113,7 @@
       </w:tblGrid>
       <w:tr>
         <w:trPr>
-          <w:trHeight w:val="2040" w:hRule="atLeast"/>
+          <w:trHeight w:val="1360" w:hRule="atLeast"/>
         </w:trPr>
         <w:tc>
           <w:tcPr>
@@ -861,7 +861,21 @@
           <w:b w:val="0"/>
           <w:i w:val="0"/>
         </w:rPr>
-        <w:t xml:space="preserve"> (and double negation where needed) to simplify </w:t>
+        <w:t xml:space="preserve"> and </w:t>
+      </w:r>
+      <w:r>
+        <w:rPr>
+          <w:b/>
+          <w:i w:val="0"/>
+        </w:rPr>
+        <w:t>double negation</w:t>
+      </w:r>
+      <w:r>
+        <w:rPr>
+          <w:b w:val="0"/>
+          <w:i w:val="0"/>
+        </w:rPr>
+        <w:t xml:space="preserve"> to simplify </w:t>
       </w:r>
       <w:r>
         <w:rPr>
@@ -877,7 +891,1116 @@
           <w:b w:val="0"/>
           <w:i w:val="0"/>
         </w:rPr>
-        <w:t xml:space="preserve"> to an expression with no outer bar. Show each step. </w:t>
+        <w:t xml:space="preserve"> so that no bar remains over more than one variable. Show each step and name the law used at each step. </w:t>
+      </w:r>
+      <w:r>
+        <w:rPr>
+          <w:b/>
+          <w:i w:val="0"/>
+        </w:rPr>
+        <w:t>[2]</w:t>
+      </w:r>
+      <w:r>
+        <w:rPr>
+          <w:b w:val="0"/>
+          <w:i w:val="0"/>
+        </w:rPr>
+        <w:t xml:space="preserve"> </w:t>
+      </w:r>
+      <w:r>
+        <w:rPr>
+          <w:b w:val="0"/>
+          <w:i/>
+        </w:rPr>
+        <w:t>(AO2)</w:t>
+      </w:r>
+    </w:p>
+    <w:tbl>
+      <w:tblPr>
+        <w:tblStyle w:val="TableGrid"/>
+        <w:tblW w:type="auto" w:w="0"/>
+        <w:tblLook w:firstColumn="1" w:firstRow="1" w:lastColumn="0" w:lastRow="0" w:noHBand="0" w:noVBand="1" w:val="04A0"/>
+      </w:tblPr>
+      <w:tblGrid>
+        <w:gridCol w:w="8640"/>
+      </w:tblGrid>
+      <w:tr>
+        <w:trPr>
+          <w:trHeight w:val="1020" w:hRule="atLeast"/>
+        </w:trPr>
+        <w:tc>
+          <w:tcPr>
+            <w:tcW w:type="dxa" w:w="8640"/>
+          </w:tcPr>
+          <w:p>
+            <w:pPr>
+              <w:spacing w:before="40"/>
+            </w:pPr>
+          </w:p>
+        </w:tc>
+      </w:tr>
+    </w:tbl>
+    <w:p/>
+    <w:p>
+      <w:r>
+        <w:rPr>
+          <w:b w:val="0"/>
+          <w:i w:val="0"/>
+        </w:rPr>
+        <w:t>Working space:</w:t>
+      </w:r>
+    </w:p>
+    <w:p>
+      <w:r>
+        <w:rPr>
+          <w:b/>
+          <w:i w:val="0"/>
+        </w:rPr>
+        <w:t>3.</w:t>
+      </w:r>
+      <w:r>
+        <w:rPr>
+          <w:b w:val="0"/>
+          <w:i w:val="0"/>
+        </w:rPr>
+        <w:t xml:space="preserve"> Simplify the expression </w:t>
+      </w:r>
+      <w:r>
+        <w:rPr>
+          <w:rFonts w:ascii="Consolas" w:hAnsi="Consolas"/>
+          <w:b/>
+          <w:i w:val="0"/>
+          <w:sz w:val="19"/>
+        </w:rPr>
+        <w:t>A + ¬A · B</w:t>
+      </w:r>
+      <w:r>
+        <w:rPr>
+          <w:b w:val="0"/>
+          <w:i w:val="0"/>
+        </w:rPr>
+        <w:t xml:space="preserve"> as far as possible, naming the law(s) you use. </w:t>
+      </w:r>
+      <w:r>
+        <w:rPr>
+          <w:b/>
+          <w:i w:val="0"/>
+        </w:rPr>
+        <w:t>[2]</w:t>
+      </w:r>
+      <w:r>
+        <w:rPr>
+          <w:b w:val="0"/>
+          <w:i w:val="0"/>
+        </w:rPr>
+        <w:t xml:space="preserve"> </w:t>
+      </w:r>
+      <w:r>
+        <w:rPr>
+          <w:b w:val="0"/>
+          <w:i/>
+        </w:rPr>
+        <w:t>(AO1/AO2)</w:t>
+      </w:r>
+    </w:p>
+    <w:tbl>
+      <w:tblPr>
+        <w:tblStyle w:val="TableGrid"/>
+        <w:tblW w:type="auto" w:w="0"/>
+        <w:tblLook w:firstColumn="1" w:firstRow="1" w:lastColumn="0" w:lastRow="0" w:noHBand="0" w:noVBand="1" w:val="04A0"/>
+      </w:tblPr>
+      <w:tblGrid>
+        <w:gridCol w:w="8640"/>
+      </w:tblGrid>
+      <w:tr>
+        <w:trPr>
+          <w:trHeight w:val="1020" w:hRule="atLeast"/>
+        </w:trPr>
+        <w:tc>
+          <w:tcPr>
+            <w:tcW w:type="dxa" w:w="8640"/>
+          </w:tcPr>
+          <w:p>
+            <w:pPr>
+              <w:spacing w:before="40"/>
+            </w:pPr>
+          </w:p>
+        </w:tc>
+      </w:tr>
+    </w:tbl>
+    <w:p/>
+    <w:p>
+      <w:r>
+        <w:rPr>
+          <w:b w:val="0"/>
+          <w:i w:val="0"/>
+        </w:rPr>
+        <w:t>Working space:</w:t>
+      </w:r>
+    </w:p>
+    <w:p>
+      <w:r>
+        <w:rPr>
+          <w:b/>
+          <w:i w:val="0"/>
+        </w:rPr>
+        <w:t>4.</w:t>
+      </w:r>
+      <w:r>
+        <w:rPr>
+          <w:b w:val="0"/>
+          <w:i w:val="0"/>
+        </w:rPr>
+        <w:t xml:space="preserve"> The truth table below shows the output </w:t>
+      </w:r>
+      <w:r>
+        <w:rPr>
+          <w:b/>
+          <w:i w:val="0"/>
+        </w:rPr>
+        <w:t>X</w:t>
+      </w:r>
+      <w:r>
+        <w:rPr>
+          <w:b w:val="0"/>
+          <w:i w:val="0"/>
+        </w:rPr>
+        <w:t xml:space="preserve"> of a logic circuit with inputs </w:t>
+      </w:r>
+      <w:r>
+        <w:rPr>
+          <w:b/>
+          <w:i w:val="0"/>
+        </w:rPr>
+        <w:t>A</w:t>
+      </w:r>
+      <w:r>
+        <w:rPr>
+          <w:b w:val="0"/>
+          <w:i w:val="0"/>
+        </w:rPr>
+        <w:t xml:space="preserve">, </w:t>
+      </w:r>
+      <w:r>
+        <w:rPr>
+          <w:b/>
+          <w:i w:val="0"/>
+        </w:rPr>
+        <w:t>B</w:t>
+      </w:r>
+      <w:r>
+        <w:rPr>
+          <w:b w:val="0"/>
+          <w:i w:val="0"/>
+        </w:rPr>
+        <w:t xml:space="preserve"> and </w:t>
+      </w:r>
+      <w:r>
+        <w:rPr>
+          <w:b/>
+          <w:i w:val="0"/>
+        </w:rPr>
+        <w:t>C</w:t>
+      </w:r>
+      <w:r>
+        <w:rPr>
+          <w:b w:val="0"/>
+          <w:i w:val="0"/>
+        </w:rPr>
+        <w:t>.</w:t>
+      </w:r>
+    </w:p>
+    <w:tbl>
+      <w:tblPr>
+        <w:tblStyle w:val="TableGrid"/>
+        <w:tblW w:type="auto" w:w="0"/>
+        <w:tblLook w:firstColumn="1" w:firstRow="1" w:lastColumn="0" w:lastRow="0" w:noHBand="0" w:noVBand="1" w:val="04A0"/>
+      </w:tblPr>
+      <w:tblGrid>
+        <w:gridCol w:w="2160"/>
+        <w:gridCol w:w="2160"/>
+        <w:gridCol w:w="2160"/>
+        <w:gridCol w:w="2160"/>
+      </w:tblGrid>
+      <w:tr>
+        <w:tc>
+          <w:tcPr>
+            <w:tcW w:type="dxa" w:w="2160"/>
+            <w:shd w:fill="D9E2F3"/>
+          </w:tcPr>
+          <w:p>
+            <w:r>
+              <w:rPr>
+                <w:b/>
+              </w:rPr>
+            </w:r>
+            <w:r>
+              <w:rPr>
+                <w:b/>
+                <w:i w:val="0"/>
+              </w:rPr>
+              <w:t>A</w:t>
+            </w:r>
+          </w:p>
+        </w:tc>
+        <w:tc>
+          <w:tcPr>
+            <w:tcW w:type="dxa" w:w="2160"/>
+            <w:shd w:fill="D9E2F3"/>
+          </w:tcPr>
+          <w:p>
+            <w:r>
+              <w:rPr>
+                <w:b/>
+              </w:rPr>
+            </w:r>
+            <w:r>
+              <w:rPr>
+                <w:b/>
+                <w:i w:val="0"/>
+              </w:rPr>
+              <w:t>B</w:t>
+            </w:r>
+          </w:p>
+        </w:tc>
+        <w:tc>
+          <w:tcPr>
+            <w:tcW w:type="dxa" w:w="2160"/>
+            <w:shd w:fill="D9E2F3"/>
+          </w:tcPr>
+          <w:p>
+            <w:r>
+              <w:rPr>
+                <w:b/>
+              </w:rPr>
+            </w:r>
+            <w:r>
+              <w:rPr>
+                <w:b/>
+                <w:i w:val="0"/>
+              </w:rPr>
+              <w:t>C</w:t>
+            </w:r>
+          </w:p>
+        </w:tc>
+        <w:tc>
+          <w:tcPr>
+            <w:tcW w:type="dxa" w:w="2160"/>
+            <w:shd w:fill="D9E2F3"/>
+          </w:tcPr>
+          <w:p>
+            <w:r>
+              <w:rPr>
+                <w:b/>
+              </w:rPr>
+            </w:r>
+            <w:r>
+              <w:rPr>
+                <w:b/>
+                <w:i w:val="0"/>
+              </w:rPr>
+              <w:t>X</w:t>
+            </w:r>
+          </w:p>
+        </w:tc>
+      </w:tr>
+      <w:tr>
+        <w:tc>
+          <w:tcPr>
+            <w:tcW w:type="dxa" w:w="2160"/>
+          </w:tcPr>
+          <w:p>
+            <w:r/>
+            <w:r>
+              <w:rPr>
+                <w:b w:val="0"/>
+                <w:i w:val="0"/>
+              </w:rPr>
+              <w:t>0</w:t>
+            </w:r>
+          </w:p>
+        </w:tc>
+        <w:tc>
+          <w:tcPr>
+            <w:tcW w:type="dxa" w:w="2160"/>
+          </w:tcPr>
+          <w:p>
+            <w:r/>
+            <w:r>
+              <w:rPr>
+                <w:b w:val="0"/>
+                <w:i w:val="0"/>
+              </w:rPr>
+              <w:t>0</w:t>
+            </w:r>
+          </w:p>
+        </w:tc>
+        <w:tc>
+          <w:tcPr>
+            <w:tcW w:type="dxa" w:w="2160"/>
+          </w:tcPr>
+          <w:p>
+            <w:r/>
+            <w:r>
+              <w:rPr>
+                <w:b w:val="0"/>
+                <w:i w:val="0"/>
+              </w:rPr>
+              <w:t>0</w:t>
+            </w:r>
+          </w:p>
+        </w:tc>
+        <w:tc>
+          <w:tcPr>
+            <w:tcW w:type="dxa" w:w="2160"/>
+          </w:tcPr>
+          <w:p>
+            <w:r/>
+            <w:r>
+              <w:rPr>
+                <w:b w:val="0"/>
+                <w:i w:val="0"/>
+              </w:rPr>
+              <w:t>1</w:t>
+            </w:r>
+          </w:p>
+        </w:tc>
+      </w:tr>
+      <w:tr>
+        <w:tc>
+          <w:tcPr>
+            <w:tcW w:type="dxa" w:w="2160"/>
+          </w:tcPr>
+          <w:p>
+            <w:r/>
+            <w:r>
+              <w:rPr>
+                <w:b w:val="0"/>
+                <w:i w:val="0"/>
+              </w:rPr>
+              <w:t>0</w:t>
+            </w:r>
+          </w:p>
+        </w:tc>
+        <w:tc>
+          <w:tcPr>
+            <w:tcW w:type="dxa" w:w="2160"/>
+          </w:tcPr>
+          <w:p>
+            <w:r/>
+            <w:r>
+              <w:rPr>
+                <w:b w:val="0"/>
+                <w:i w:val="0"/>
+              </w:rPr>
+              <w:t>0</w:t>
+            </w:r>
+          </w:p>
+        </w:tc>
+        <w:tc>
+          <w:tcPr>
+            <w:tcW w:type="dxa" w:w="2160"/>
+          </w:tcPr>
+          <w:p>
+            <w:r/>
+            <w:r>
+              <w:rPr>
+                <w:b w:val="0"/>
+                <w:i w:val="0"/>
+              </w:rPr>
+              <w:t>1</w:t>
+            </w:r>
+          </w:p>
+        </w:tc>
+        <w:tc>
+          <w:tcPr>
+            <w:tcW w:type="dxa" w:w="2160"/>
+          </w:tcPr>
+          <w:p>
+            <w:r/>
+            <w:r>
+              <w:rPr>
+                <w:b w:val="0"/>
+                <w:i w:val="0"/>
+              </w:rPr>
+              <w:t>1</w:t>
+            </w:r>
+          </w:p>
+        </w:tc>
+      </w:tr>
+      <w:tr>
+        <w:tc>
+          <w:tcPr>
+            <w:tcW w:type="dxa" w:w="2160"/>
+          </w:tcPr>
+          <w:p>
+            <w:r/>
+            <w:r>
+              <w:rPr>
+                <w:b w:val="0"/>
+                <w:i w:val="0"/>
+              </w:rPr>
+              <w:t>0</w:t>
+            </w:r>
+          </w:p>
+        </w:tc>
+        <w:tc>
+          <w:tcPr>
+            <w:tcW w:type="dxa" w:w="2160"/>
+          </w:tcPr>
+          <w:p>
+            <w:r/>
+            <w:r>
+              <w:rPr>
+                <w:b w:val="0"/>
+                <w:i w:val="0"/>
+              </w:rPr>
+              <w:t>1</w:t>
+            </w:r>
+          </w:p>
+        </w:tc>
+        <w:tc>
+          <w:tcPr>
+            <w:tcW w:type="dxa" w:w="2160"/>
+          </w:tcPr>
+          <w:p>
+            <w:r/>
+            <w:r>
+              <w:rPr>
+                <w:b w:val="0"/>
+                <w:i w:val="0"/>
+              </w:rPr>
+              <w:t>0</w:t>
+            </w:r>
+          </w:p>
+        </w:tc>
+        <w:tc>
+          <w:tcPr>
+            <w:tcW w:type="dxa" w:w="2160"/>
+          </w:tcPr>
+          <w:p>
+            <w:r/>
+            <w:r>
+              <w:rPr>
+                <w:b w:val="0"/>
+                <w:i w:val="0"/>
+              </w:rPr>
+              <w:t>0</w:t>
+            </w:r>
+          </w:p>
+        </w:tc>
+      </w:tr>
+      <w:tr>
+        <w:tc>
+          <w:tcPr>
+            <w:tcW w:type="dxa" w:w="2160"/>
+          </w:tcPr>
+          <w:p>
+            <w:r/>
+            <w:r>
+              <w:rPr>
+                <w:b w:val="0"/>
+                <w:i w:val="0"/>
+              </w:rPr>
+              <w:t>0</w:t>
+            </w:r>
+          </w:p>
+        </w:tc>
+        <w:tc>
+          <w:tcPr>
+            <w:tcW w:type="dxa" w:w="2160"/>
+          </w:tcPr>
+          <w:p>
+            <w:r/>
+            <w:r>
+              <w:rPr>
+                <w:b w:val="0"/>
+                <w:i w:val="0"/>
+              </w:rPr>
+              <w:t>1</w:t>
+            </w:r>
+          </w:p>
+        </w:tc>
+        <w:tc>
+          <w:tcPr>
+            <w:tcW w:type="dxa" w:w="2160"/>
+          </w:tcPr>
+          <w:p>
+            <w:r/>
+            <w:r>
+              <w:rPr>
+                <w:b w:val="0"/>
+                <w:i w:val="0"/>
+              </w:rPr>
+              <w:t>1</w:t>
+            </w:r>
+          </w:p>
+        </w:tc>
+        <w:tc>
+          <w:tcPr>
+            <w:tcW w:type="dxa" w:w="2160"/>
+          </w:tcPr>
+          <w:p>
+            <w:r/>
+            <w:r>
+              <w:rPr>
+                <w:b w:val="0"/>
+                <w:i w:val="0"/>
+              </w:rPr>
+              <w:t>0</w:t>
+            </w:r>
+          </w:p>
+        </w:tc>
+      </w:tr>
+      <w:tr>
+        <w:tc>
+          <w:tcPr>
+            <w:tcW w:type="dxa" w:w="2160"/>
+          </w:tcPr>
+          <w:p>
+            <w:r/>
+            <w:r>
+              <w:rPr>
+                <w:b w:val="0"/>
+                <w:i w:val="0"/>
+              </w:rPr>
+              <w:t>1</w:t>
+            </w:r>
+          </w:p>
+        </w:tc>
+        <w:tc>
+          <w:tcPr>
+            <w:tcW w:type="dxa" w:w="2160"/>
+          </w:tcPr>
+          <w:p>
+            <w:r/>
+            <w:r>
+              <w:rPr>
+                <w:b w:val="0"/>
+                <w:i w:val="0"/>
+              </w:rPr>
+              <w:t>0</w:t>
+            </w:r>
+          </w:p>
+        </w:tc>
+        <w:tc>
+          <w:tcPr>
+            <w:tcW w:type="dxa" w:w="2160"/>
+          </w:tcPr>
+          <w:p>
+            <w:r/>
+            <w:r>
+              <w:rPr>
+                <w:b w:val="0"/>
+                <w:i w:val="0"/>
+              </w:rPr>
+              <w:t>0</w:t>
+            </w:r>
+          </w:p>
+        </w:tc>
+        <w:tc>
+          <w:tcPr>
+            <w:tcW w:type="dxa" w:w="2160"/>
+          </w:tcPr>
+          <w:p>
+            <w:r/>
+            <w:r>
+              <w:rPr>
+                <w:b w:val="0"/>
+                <w:i w:val="0"/>
+              </w:rPr>
+              <w:t>1</w:t>
+            </w:r>
+          </w:p>
+        </w:tc>
+      </w:tr>
+      <w:tr>
+        <w:tc>
+          <w:tcPr>
+            <w:tcW w:type="dxa" w:w="2160"/>
+          </w:tcPr>
+          <w:p>
+            <w:r/>
+            <w:r>
+              <w:rPr>
+                <w:b w:val="0"/>
+                <w:i w:val="0"/>
+              </w:rPr>
+              <w:t>1</w:t>
+            </w:r>
+          </w:p>
+        </w:tc>
+        <w:tc>
+          <w:tcPr>
+            <w:tcW w:type="dxa" w:w="2160"/>
+          </w:tcPr>
+          <w:p>
+            <w:r/>
+            <w:r>
+              <w:rPr>
+                <w:b w:val="0"/>
+                <w:i w:val="0"/>
+              </w:rPr>
+              <w:t>0</w:t>
+            </w:r>
+          </w:p>
+        </w:tc>
+        <w:tc>
+          <w:tcPr>
+            <w:tcW w:type="dxa" w:w="2160"/>
+          </w:tcPr>
+          <w:p>
+            <w:r/>
+            <w:r>
+              <w:rPr>
+                <w:b w:val="0"/>
+                <w:i w:val="0"/>
+              </w:rPr>
+              <w:t>1</w:t>
+            </w:r>
+          </w:p>
+        </w:tc>
+        <w:tc>
+          <w:tcPr>
+            <w:tcW w:type="dxa" w:w="2160"/>
+          </w:tcPr>
+          <w:p>
+            <w:r/>
+            <w:r>
+              <w:rPr>
+                <w:b w:val="0"/>
+                <w:i w:val="0"/>
+              </w:rPr>
+              <w:t>1</w:t>
+            </w:r>
+          </w:p>
+        </w:tc>
+      </w:tr>
+      <w:tr>
+        <w:tc>
+          <w:tcPr>
+            <w:tcW w:type="dxa" w:w="2160"/>
+          </w:tcPr>
+          <w:p>
+            <w:r/>
+            <w:r>
+              <w:rPr>
+                <w:b w:val="0"/>
+                <w:i w:val="0"/>
+              </w:rPr>
+              <w:t>1</w:t>
+            </w:r>
+          </w:p>
+        </w:tc>
+        <w:tc>
+          <w:tcPr>
+            <w:tcW w:type="dxa" w:w="2160"/>
+          </w:tcPr>
+          <w:p>
+            <w:r/>
+            <w:r>
+              <w:rPr>
+                <w:b w:val="0"/>
+                <w:i w:val="0"/>
+              </w:rPr>
+              <w:t>1</w:t>
+            </w:r>
+          </w:p>
+        </w:tc>
+        <w:tc>
+          <w:tcPr>
+            <w:tcW w:type="dxa" w:w="2160"/>
+          </w:tcPr>
+          <w:p>
+            <w:r/>
+            <w:r>
+              <w:rPr>
+                <w:b w:val="0"/>
+                <w:i w:val="0"/>
+              </w:rPr>
+              <w:t>0</w:t>
+            </w:r>
+          </w:p>
+        </w:tc>
+        <w:tc>
+          <w:tcPr>
+            <w:tcW w:type="dxa" w:w="2160"/>
+          </w:tcPr>
+          <w:p>
+            <w:r/>
+            <w:r>
+              <w:rPr>
+                <w:b w:val="0"/>
+                <w:i w:val="0"/>
+              </w:rPr>
+              <w:t>0</w:t>
+            </w:r>
+          </w:p>
+        </w:tc>
+      </w:tr>
+      <w:tr>
+        <w:tc>
+          <w:tcPr>
+            <w:tcW w:type="dxa" w:w="2160"/>
+          </w:tcPr>
+          <w:p>
+            <w:r/>
+            <w:r>
+              <w:rPr>
+                <w:b w:val="0"/>
+                <w:i w:val="0"/>
+              </w:rPr>
+              <w:t>1</w:t>
+            </w:r>
+          </w:p>
+        </w:tc>
+        <w:tc>
+          <w:tcPr>
+            <w:tcW w:type="dxa" w:w="2160"/>
+          </w:tcPr>
+          <w:p>
+            <w:r/>
+            <w:r>
+              <w:rPr>
+                <w:b w:val="0"/>
+                <w:i w:val="0"/>
+              </w:rPr>
+              <w:t>1</w:t>
+            </w:r>
+          </w:p>
+        </w:tc>
+        <w:tc>
+          <w:tcPr>
+            <w:tcW w:type="dxa" w:w="2160"/>
+          </w:tcPr>
+          <w:p>
+            <w:r/>
+            <w:r>
+              <w:rPr>
+                <w:b w:val="0"/>
+                <w:i w:val="0"/>
+              </w:rPr>
+              <w:t>1</w:t>
+            </w:r>
+          </w:p>
+        </w:tc>
+        <w:tc>
+          <w:tcPr>
+            <w:tcW w:type="dxa" w:w="2160"/>
+          </w:tcPr>
+          <w:p>
+            <w:r/>
+            <w:r>
+              <w:rPr>
+                <w:b w:val="0"/>
+                <w:i w:val="0"/>
+              </w:rPr>
+              <w:t>1</w:t>
+            </w:r>
+          </w:p>
+        </w:tc>
+      </w:tr>
+    </w:tbl>
+    <w:p/>
+    <w:p>
+      <w:r>
+        <w:rPr>
+          <w:b w:val="0"/>
+          <w:i w:val="0"/>
+        </w:rPr>
+        <w:t xml:space="preserve">(a) Complete the </w:t>
+      </w:r>
+      <w:r>
+        <w:rPr>
+          <w:b/>
+          <w:i w:val="0"/>
+        </w:rPr>
+        <w:t>Karnaugh map</w:t>
+      </w:r>
+      <w:r>
+        <w:rPr>
+          <w:b w:val="0"/>
+          <w:i w:val="0"/>
+        </w:rPr>
+        <w:t xml:space="preserve"> for X. </w:t>
+      </w:r>
+      <w:r>
+        <w:rPr>
+          <w:b/>
+          <w:i w:val="0"/>
+        </w:rPr>
+        <w:t>[1]</w:t>
+      </w:r>
+      <w:r>
+        <w:rPr>
+          <w:b w:val="0"/>
+          <w:i w:val="0"/>
+        </w:rPr>
+        <w:t xml:space="preserve"> </w:t>
+      </w:r>
+      <w:r>
+        <w:rPr>
+          <w:b w:val="0"/>
+          <w:i/>
+        </w:rPr>
+        <w:t>(AO2)</w:t>
+      </w:r>
+    </w:p>
+    <w:tbl>
+      <w:tblPr>
+        <w:tblStyle w:val="TableGrid"/>
+        <w:tblW w:type="auto" w:w="0"/>
+        <w:tblLook w:firstColumn="1" w:firstRow="1" w:lastColumn="0" w:lastRow="0" w:noHBand="0" w:noVBand="1" w:val="04A0"/>
+      </w:tblPr>
+      <w:tblGrid>
+        <w:gridCol w:w="8640"/>
+      </w:tblGrid>
+      <w:tr>
+        <w:trPr>
+          <w:trHeight w:val="680" w:hRule="atLeast"/>
+        </w:trPr>
+        <w:tc>
+          <w:tcPr>
+            <w:tcW w:type="dxa" w:w="8640"/>
+          </w:tcPr>
+          <w:p>
+            <w:pPr>
+              <w:spacing w:before="40"/>
+            </w:pPr>
+          </w:p>
+        </w:tc>
+      </w:tr>
+    </w:tbl>
+    <w:p/>
+    <w:tbl>
+      <w:tblPr>
+        <w:tblStyle w:val="TableGrid"/>
+        <w:tblW w:type="auto" w:w="0"/>
+        <w:tblLook w:firstColumn="1" w:firstRow="1" w:lastColumn="0" w:lastRow="0" w:noHBand="0" w:noVBand="1" w:val="04A0"/>
+      </w:tblPr>
+      <w:tblGrid>
+        <w:gridCol w:w="1728"/>
+        <w:gridCol w:w="1728"/>
+        <w:gridCol w:w="1728"/>
+        <w:gridCol w:w="1728"/>
+        <w:gridCol w:w="1728"/>
+      </w:tblGrid>
+      <w:tr>
+        <w:tc>
+          <w:tcPr>
+            <w:tcW w:type="dxa" w:w="1728"/>
+            <w:shd w:fill="D9E2F3"/>
+          </w:tcPr>
+          <w:p>
+            <w:r>
+              <w:rPr>
+                <w:b/>
+              </w:rPr>
+            </w:r>
+          </w:p>
+        </w:tc>
+        <w:tc>
+          <w:tcPr>
+            <w:tcW w:type="dxa" w:w="1728"/>
+            <w:shd w:fill="D9E2F3"/>
+          </w:tcPr>
+          <w:p>
+            <w:r>
+              <w:rPr>
+                <w:b/>
+              </w:rPr>
+            </w:r>
+            <w:r>
+              <w:rPr>
+                <w:b/>
+                <w:i w:val="0"/>
+              </w:rPr>
+              <w:t>BC = 00</w:t>
+            </w:r>
+          </w:p>
+        </w:tc>
+        <w:tc>
+          <w:tcPr>
+            <w:tcW w:type="dxa" w:w="1728"/>
+            <w:shd w:fill="D9E2F3"/>
+          </w:tcPr>
+          <w:p>
+            <w:r>
+              <w:rPr>
+                <w:b/>
+              </w:rPr>
+            </w:r>
+            <w:r>
+              <w:rPr>
+                <w:b/>
+                <w:i w:val="0"/>
+              </w:rPr>
+              <w:t>BC = 01</w:t>
+            </w:r>
+          </w:p>
+        </w:tc>
+        <w:tc>
+          <w:tcPr>
+            <w:tcW w:type="dxa" w:w="1728"/>
+            <w:shd w:fill="D9E2F3"/>
+          </w:tcPr>
+          <w:p>
+            <w:r>
+              <w:rPr>
+                <w:b/>
+              </w:rPr>
+            </w:r>
+            <w:r>
+              <w:rPr>
+                <w:b/>
+                <w:i w:val="0"/>
+              </w:rPr>
+              <w:t>BC = 11</w:t>
+            </w:r>
+          </w:p>
+        </w:tc>
+        <w:tc>
+          <w:tcPr>
+            <w:tcW w:type="dxa" w:w="1728"/>
+            <w:shd w:fill="D9E2F3"/>
+          </w:tcPr>
+          <w:p>
+            <w:r>
+              <w:rPr>
+                <w:b/>
+              </w:rPr>
+            </w:r>
+            <w:r>
+              <w:rPr>
+                <w:b/>
+                <w:i w:val="0"/>
+              </w:rPr>
+              <w:t>BC = 10</w:t>
+            </w:r>
+          </w:p>
+        </w:tc>
+      </w:tr>
+      <w:tr>
+        <w:tc>
+          <w:tcPr>
+            <w:tcW w:type="dxa" w:w="1728"/>
+          </w:tcPr>
+          <w:p>
+            <w:r/>
+            <w:r>
+              <w:rPr>
+                <w:b/>
+                <w:i w:val="0"/>
+              </w:rPr>
+              <w:t>A = 0</w:t>
+            </w:r>
+          </w:p>
+        </w:tc>
+        <w:tc>
+          <w:tcPr>
+            <w:tcW w:type="dxa" w:w="1728"/>
+          </w:tcPr>
+          <w:p>
+            <w:r/>
+          </w:p>
+        </w:tc>
+        <w:tc>
+          <w:tcPr>
+            <w:tcW w:type="dxa" w:w="1728"/>
+          </w:tcPr>
+          <w:p>
+            <w:r/>
+          </w:p>
+        </w:tc>
+        <w:tc>
+          <w:tcPr>
+            <w:tcW w:type="dxa" w:w="1728"/>
+          </w:tcPr>
+          <w:p>
+            <w:r/>
+          </w:p>
+        </w:tc>
+        <w:tc>
+          <w:tcPr>
+            <w:tcW w:type="dxa" w:w="1728"/>
+          </w:tcPr>
+          <w:p>
+            <w:r/>
+          </w:p>
+        </w:tc>
+      </w:tr>
+      <w:tr>
+        <w:tc>
+          <w:tcPr>
+            <w:tcW w:type="dxa" w:w="1728"/>
+          </w:tcPr>
+          <w:p>
+            <w:r/>
+            <w:r>
+              <w:rPr>
+                <w:b/>
+                <w:i w:val="0"/>
+              </w:rPr>
+              <w:t>A = 1</w:t>
+            </w:r>
+          </w:p>
+        </w:tc>
+        <w:tc>
+          <w:tcPr>
+            <w:tcW w:type="dxa" w:w="1728"/>
+          </w:tcPr>
+          <w:p>
+            <w:r/>
+          </w:p>
+        </w:tc>
+        <w:tc>
+          <w:tcPr>
+            <w:tcW w:type="dxa" w:w="1728"/>
+          </w:tcPr>
+          <w:p>
+            <w:r/>
+          </w:p>
+        </w:tc>
+        <w:tc>
+          <w:tcPr>
+            <w:tcW w:type="dxa" w:w="1728"/>
+          </w:tcPr>
+          <w:p>
+            <w:r/>
+          </w:p>
+        </w:tc>
+        <w:tc>
+          <w:tcPr>
+            <w:tcW w:type="dxa" w:w="1728"/>
+          </w:tcPr>
+          <w:p>
+            <w:r/>
+          </w:p>
+        </w:tc>
+      </w:tr>
+    </w:tbl>
+    <w:p/>
+    <w:p>
+      <w:r>
+        <w:rPr>
+          <w:b w:val="0"/>
+          <w:i w:val="0"/>
+        </w:rPr>
+        <w:t xml:space="preserve">(b) Draw the groups on your Karnaugh map and use them to write the </w:t>
+      </w:r>
+      <w:r>
+        <w:rPr>
+          <w:b/>
+          <w:i w:val="0"/>
+        </w:rPr>
+        <w:t>simplified Boolean expression</w:t>
+      </w:r>
+      <w:r>
+        <w:rPr>
+          <w:b w:val="0"/>
+          <w:i w:val="0"/>
+        </w:rPr>
+        <w:t xml:space="preserve"> for X. </w:t>
       </w:r>
       <w:r>
         <w:rPr>
@@ -942,95 +2065,7 @@
           <w:b/>
           <w:i w:val="0"/>
         </w:rPr>
-        <w:t>3.</w:t>
-      </w:r>
-      <w:r>
-        <w:rPr>
-          <w:b w:val="0"/>
-          <w:i w:val="0"/>
-        </w:rPr>
-        <w:t xml:space="preserve"> Simplify the expression </w:t>
-      </w:r>
-      <w:r>
-        <w:rPr>
-          <w:rFonts w:ascii="Consolas" w:hAnsi="Consolas"/>
-          <w:b/>
-          <w:i w:val="0"/>
-          <w:sz w:val="19"/>
-        </w:rPr>
-        <w:t>A + ¬A · B</w:t>
-      </w:r>
-      <w:r>
-        <w:rPr>
-          <w:b w:val="0"/>
-          <w:i w:val="0"/>
-        </w:rPr>
-        <w:t xml:space="preserve"> as far as possible, and name the law(s) used. </w:t>
-      </w:r>
-      <w:r>
-        <w:rPr>
-          <w:b/>
-          <w:i w:val="0"/>
-        </w:rPr>
-        <w:t>[3]</w:t>
-      </w:r>
-      <w:r>
-        <w:rPr>
-          <w:b w:val="0"/>
-          <w:i w:val="0"/>
-        </w:rPr>
-        <w:t xml:space="preserve"> </w:t>
-      </w:r>
-      <w:r>
-        <w:rPr>
-          <w:b w:val="0"/>
-          <w:i/>
-        </w:rPr>
-        <w:t>(AO1/AO2)</w:t>
-      </w:r>
-    </w:p>
-    <w:tbl>
-      <w:tblPr>
-        <w:tblStyle w:val="TableGrid"/>
-        <w:tblW w:type="auto" w:w="0"/>
-        <w:tblLook w:firstColumn="1" w:firstRow="1" w:lastColumn="0" w:lastRow="0" w:noHBand="0" w:noVBand="1" w:val="04A0"/>
-      </w:tblPr>
-      <w:tblGrid>
-        <w:gridCol w:w="8640"/>
-      </w:tblGrid>
-      <w:tr>
-        <w:trPr>
-          <w:trHeight w:val="1360" w:hRule="atLeast"/>
-        </w:trPr>
-        <w:tc>
-          <w:tcPr>
-            <w:tcW w:type="dxa" w:w="8640"/>
-          </w:tcPr>
-          <w:p>
-            <w:pPr>
-              <w:spacing w:before="40"/>
-            </w:pPr>
-          </w:p>
-        </w:tc>
-      </w:tr>
-    </w:tbl>
-    <w:p/>
-    <w:p>
-      <w:r>
-        <w:rPr>
-          <w:b w:val="0"/>
-          <w:i w:val="0"/>
-        </w:rPr>
-        <w:t>Working space:</w:t>
-      </w:r>
-    </w:p>
-    <w:p>
-      <w:r>
-        <w:rPr>
-          <w:b/>
-          <w:i w:val="0"/>
-        </w:rPr>
-        <w:t>4.</w:t>
+        <w:t>5.</w:t>
       </w:r>
       <w:r>
         <w:rPr>
@@ -1158,63 +2193,35 @@
           <w:b/>
           <w:i w:val="0"/>
         </w:rPr>
-        <w:t>5.</w:t>
+        <w:t>6.</w:t>
       </w:r>
       <w:r>
         <w:rPr>
           <w:b w:val="0"/>
           <w:i w:val="0"/>
         </w:rPr>
-        <w:t xml:space="preserve"> State </w:t>
+        <w:t xml:space="preserve"> A </w:t>
       </w:r>
       <w:r>
         <w:rPr>
           <w:b/>
           <w:i w:val="0"/>
         </w:rPr>
-        <w:t>two</w:t>
+        <w:t>D-type flip-flop</w:t>
       </w:r>
       <w:r>
         <w:rPr>
           <w:b w:val="0"/>
           <w:i w:val="0"/>
         </w:rPr>
-        <w:t xml:space="preserve"> differences between </w:t>
+        <w:t xml:space="preserve"> is used in a circuit. State what a D-type flip-flop stores, and when its output is able to change. </w:t>
       </w:r>
       <w:r>
         <w:rPr>
           <w:b/>
           <w:i w:val="0"/>
         </w:rPr>
-        <w:t>combinational</w:t>
-      </w:r>
-      <w:r>
-        <w:rPr>
-          <w:b w:val="0"/>
-          <w:i w:val="0"/>
-        </w:rPr>
-        <w:t xml:space="preserve"> logic and </w:t>
-      </w:r>
-      <w:r>
-        <w:rPr>
-          <w:b/>
-          <w:i w:val="0"/>
-        </w:rPr>
-        <w:t>sequential</w:t>
-      </w:r>
-      <w:r>
-        <w:rPr>
-          <w:b w:val="0"/>
-          <w:i w:val="0"/>
-        </w:rPr>
-        <w:t xml:space="preserve"> logic, giving one example component of each. </w:t>
-      </w:r>
-      <w:r>
-        <w:rPr>
-          <w:b/>
-          <w:i w:val="0"/>
-        </w:rPr>
-        <w:t>[2]</w:t>
+        <w:t>[1]</w:t>
       </w:r>
       <w:r>
         <w:rPr>
@@ -1242,7 +2249,7 @@
       </w:tblGrid>
       <w:tr>
         <w:trPr>
-          <w:trHeight w:val="1020" w:hRule="atLeast"/>
+          <w:trHeight w:val="680" w:hRule="atLeast"/>
         </w:trPr>
         <w:tc>
           <w:tcPr>
@@ -1291,7 +2298,7 @@
           <w:b/>
           <w:i w:val="0"/>
         </w:rPr>
-        <w:t>6.</w:t>
+        <w:t>7.</w:t>
       </w:r>
       <w:r>
         <w:rPr>
@@ -1419,7 +2426,7 @@
           <w:b/>
           <w:i w:val="0"/>
         </w:rPr>
-        <w:t>7.</w:t>
+        <w:t>8.</w:t>
       </w:r>
       <w:r>
         <w:rPr>

--- a/Course/1 Component 1 - Computer Systems/1.4 Data Types, Data Structures and Boolean Algebra/1.4.3 Boolean Algebra/4 Homework (editable).docx
+++ b/Course/1 Component 1 - Computer Systems/1.4 Data Types, Data Structures and Boolean Algebra/1.4.3 Boolean Algebra/4 Homework (editable).docx
@@ -64,6 +64,482 @@
           <w:b w:val="0"/>
           <w:i w:val="0"/>
         </w:rPr>
+        <w:t xml:space="preserve"> Match each Boolean law to its identity: write the correct letter in the </w:t>
+      </w:r>
+      <w:r>
+        <w:rPr>
+          <w:b/>
+          <w:i w:val="0"/>
+        </w:rPr>
+        <w:t>Match</w:t>
+      </w:r>
+      <w:r>
+        <w:rPr>
+          <w:b w:val="0"/>
+          <w:i w:val="0"/>
+        </w:rPr>
+        <w:t xml:space="preserve"> column. One letter is not used. </w:t>
+      </w:r>
+      <w:r>
+        <w:rPr>
+          <w:b/>
+          <w:i w:val="0"/>
+        </w:rPr>
+        <w:t>[2]</w:t>
+      </w:r>
+      <w:r>
+        <w:rPr>
+          <w:b w:val="0"/>
+          <w:i w:val="0"/>
+        </w:rPr>
+        <w:t xml:space="preserve"> </w:t>
+      </w:r>
+      <w:r>
+        <w:rPr>
+          <w:b w:val="0"/>
+          <w:i/>
+        </w:rPr>
+        <w:t>(AO1)</w:t>
+      </w:r>
+    </w:p>
+    <w:tbl>
+      <w:tblPr>
+        <w:tblStyle w:val="TableGrid"/>
+        <w:tblW w:type="auto" w:w="0"/>
+        <w:tblLook w:firstColumn="1" w:firstRow="1" w:lastColumn="0" w:lastRow="0" w:noHBand="0" w:noVBand="1" w:val="04A0"/>
+      </w:tblPr>
+      <w:tblGrid>
+        <w:gridCol w:w="4320"/>
+        <w:gridCol w:w="4320"/>
+      </w:tblGrid>
+      <w:tr>
+        <w:tc>
+          <w:tcPr>
+            <w:tcW w:type="dxa" w:w="4320"/>
+            <w:shd w:fill="D9E2F3"/>
+          </w:tcPr>
+          <w:p>
+            <w:r>
+              <w:rPr>
+                <w:b/>
+              </w:rPr>
+            </w:r>
+            <w:r>
+              <w:rPr>
+                <w:b/>
+                <w:i w:val="0"/>
+              </w:rPr>
+              <w:t>Law</w:t>
+            </w:r>
+          </w:p>
+        </w:tc>
+        <w:tc>
+          <w:tcPr>
+            <w:tcW w:type="dxa" w:w="4320"/>
+            <w:shd w:fill="D9E2F3"/>
+          </w:tcPr>
+          <w:p>
+            <w:r>
+              <w:rPr>
+                <w:b/>
+              </w:rPr>
+            </w:r>
+            <w:r>
+              <w:rPr>
+                <w:b/>
+                <w:i w:val="0"/>
+              </w:rPr>
+              <w:t>Match</w:t>
+            </w:r>
+          </w:p>
+        </w:tc>
+      </w:tr>
+      <w:tr>
+        <w:tc>
+          <w:tcPr>
+            <w:tcW w:type="dxa" w:w="4320"/>
+          </w:tcPr>
+          <w:p>
+            <w:r/>
+            <w:r>
+              <w:rPr>
+                <w:b w:val="0"/>
+                <w:i w:val="0"/>
+              </w:rPr>
+              <w:t>Double negation</w:t>
+            </w:r>
+          </w:p>
+        </w:tc>
+        <w:tc>
+          <w:tcPr>
+            <w:tcW w:type="dxa" w:w="4320"/>
+          </w:tcPr>
+          <w:p>
+            <w:r/>
+          </w:p>
+        </w:tc>
+      </w:tr>
+      <w:tr>
+        <w:tc>
+          <w:tcPr>
+            <w:tcW w:type="dxa" w:w="4320"/>
+          </w:tcPr>
+          <w:p>
+            <w:r/>
+            <w:r>
+              <w:rPr>
+                <w:b w:val="0"/>
+                <w:i w:val="0"/>
+              </w:rPr>
+              <w:t>De Morgan's law</w:t>
+            </w:r>
+          </w:p>
+        </w:tc>
+        <w:tc>
+          <w:tcPr>
+            <w:tcW w:type="dxa" w:w="4320"/>
+          </w:tcPr>
+          <w:p>
+            <w:r/>
+          </w:p>
+        </w:tc>
+      </w:tr>
+      <w:tr>
+        <w:tc>
+          <w:tcPr>
+            <w:tcW w:type="dxa" w:w="4320"/>
+          </w:tcPr>
+          <w:p>
+            <w:r/>
+            <w:r>
+              <w:rPr>
+                <w:b w:val="0"/>
+                <w:i w:val="0"/>
+              </w:rPr>
+              <w:t>Distribution</w:t>
+            </w:r>
+          </w:p>
+        </w:tc>
+        <w:tc>
+          <w:tcPr>
+            <w:tcW w:type="dxa" w:w="4320"/>
+          </w:tcPr>
+          <w:p>
+            <w:r/>
+          </w:p>
+        </w:tc>
+      </w:tr>
+      <w:tr>
+        <w:tc>
+          <w:tcPr>
+            <w:tcW w:type="dxa" w:w="4320"/>
+          </w:tcPr>
+          <w:p>
+            <w:r/>
+            <w:r>
+              <w:rPr>
+                <w:b w:val="0"/>
+                <w:i w:val="0"/>
+              </w:rPr>
+              <w:t>Association</w:t>
+            </w:r>
+          </w:p>
+        </w:tc>
+        <w:tc>
+          <w:tcPr>
+            <w:tcW w:type="dxa" w:w="4320"/>
+          </w:tcPr>
+          <w:p>
+            <w:r/>
+          </w:p>
+        </w:tc>
+      </w:tr>
+      <w:tr>
+        <w:tc>
+          <w:tcPr>
+            <w:tcW w:type="dxa" w:w="4320"/>
+          </w:tcPr>
+          <w:p>
+            <w:r/>
+            <w:r>
+              <w:rPr>
+                <w:b w:val="0"/>
+                <w:i w:val="0"/>
+              </w:rPr>
+              <w:t>Commutation</w:t>
+            </w:r>
+          </w:p>
+        </w:tc>
+        <w:tc>
+          <w:tcPr>
+            <w:tcW w:type="dxa" w:w="4320"/>
+          </w:tcPr>
+          <w:p>
+            <w:r/>
+          </w:p>
+        </w:tc>
+      </w:tr>
+    </w:tbl>
+    <w:p/>
+    <w:tbl>
+      <w:tblPr>
+        <w:tblStyle w:val="TableGrid"/>
+        <w:tblW w:type="auto" w:w="0"/>
+        <w:tblLook w:firstColumn="1" w:firstRow="1" w:lastColumn="0" w:lastRow="0" w:noHBand="0" w:noVBand="1" w:val="04A0"/>
+      </w:tblPr>
+      <w:tblGrid>
+        <w:gridCol w:w="4320"/>
+        <w:gridCol w:w="4320"/>
+      </w:tblGrid>
+      <w:tr>
+        <w:tc>
+          <w:tcPr>
+            <w:tcW w:type="dxa" w:w="4320"/>
+            <w:shd w:fill="D9E2F3"/>
+          </w:tcPr>
+          <w:p>
+            <w:r>
+              <w:rPr>
+                <w:b/>
+              </w:rPr>
+            </w:r>
+            <w:r>
+              <w:rPr>
+                <w:b/>
+                <w:i w:val="0"/>
+              </w:rPr>
+              <w:t>Letter</w:t>
+            </w:r>
+          </w:p>
+        </w:tc>
+        <w:tc>
+          <w:tcPr>
+            <w:tcW w:type="dxa" w:w="4320"/>
+            <w:shd w:fill="D9E2F3"/>
+          </w:tcPr>
+          <w:p>
+            <w:r>
+              <w:rPr>
+                <w:b/>
+              </w:rPr>
+            </w:r>
+            <w:r>
+              <w:rPr>
+                <w:b/>
+                <w:i w:val="0"/>
+              </w:rPr>
+              <w:t>Identity</w:t>
+            </w:r>
+          </w:p>
+        </w:tc>
+      </w:tr>
+      <w:tr>
+        <w:tc>
+          <w:tcPr>
+            <w:tcW w:type="dxa" w:w="4320"/>
+          </w:tcPr>
+          <w:p>
+            <w:r/>
+            <w:r>
+              <w:rPr>
+                <w:b w:val="0"/>
+                <w:i w:val="0"/>
+              </w:rPr>
+              <w:t>A</w:t>
+            </w:r>
+          </w:p>
+        </w:tc>
+        <w:tc>
+          <w:tcPr>
+            <w:tcW w:type="dxa" w:w="4320"/>
+          </w:tcPr>
+          <w:p>
+            <w:r/>
+            <w:r>
+              <w:rPr>
+                <w:b w:val="0"/>
+                <w:i w:val="0"/>
+              </w:rPr>
+              <w:t>¬(X · Y) = ¬X + ¬Y</w:t>
+            </w:r>
+          </w:p>
+        </w:tc>
+      </w:tr>
+      <w:tr>
+        <w:tc>
+          <w:tcPr>
+            <w:tcW w:type="dxa" w:w="4320"/>
+          </w:tcPr>
+          <w:p>
+            <w:r/>
+            <w:r>
+              <w:rPr>
+                <w:b w:val="0"/>
+                <w:i w:val="0"/>
+              </w:rPr>
+              <w:t>B</w:t>
+            </w:r>
+          </w:p>
+        </w:tc>
+        <w:tc>
+          <w:tcPr>
+            <w:tcW w:type="dxa" w:w="4320"/>
+          </w:tcPr>
+          <w:p>
+            <w:r/>
+            <w:r>
+              <w:rPr>
+                <w:b w:val="0"/>
+                <w:i w:val="0"/>
+              </w:rPr>
+              <w:t>X · (Y + Z) = X·Y + X·Z</w:t>
+            </w:r>
+          </w:p>
+        </w:tc>
+      </w:tr>
+      <w:tr>
+        <w:tc>
+          <w:tcPr>
+            <w:tcW w:type="dxa" w:w="4320"/>
+          </w:tcPr>
+          <w:p>
+            <w:r/>
+            <w:r>
+              <w:rPr>
+                <w:b w:val="0"/>
+                <w:i w:val="0"/>
+              </w:rPr>
+              <w:t>C</w:t>
+            </w:r>
+          </w:p>
+        </w:tc>
+        <w:tc>
+          <w:tcPr>
+            <w:tcW w:type="dxa" w:w="4320"/>
+          </w:tcPr>
+          <w:p>
+            <w:r/>
+            <w:r>
+              <w:rPr>
+                <w:b w:val="0"/>
+                <w:i w:val="0"/>
+              </w:rPr>
+              <w:t>X + Y = Y + X</w:t>
+            </w:r>
+          </w:p>
+        </w:tc>
+      </w:tr>
+      <w:tr>
+        <w:tc>
+          <w:tcPr>
+            <w:tcW w:type="dxa" w:w="4320"/>
+          </w:tcPr>
+          <w:p>
+            <w:r/>
+            <w:r>
+              <w:rPr>
+                <w:b w:val="0"/>
+                <w:i w:val="0"/>
+              </w:rPr>
+              <w:t>D</w:t>
+            </w:r>
+          </w:p>
+        </w:tc>
+        <w:tc>
+          <w:tcPr>
+            <w:tcW w:type="dxa" w:w="4320"/>
+          </w:tcPr>
+          <w:p>
+            <w:r/>
+            <w:r>
+              <w:rPr>
+                <w:b w:val="0"/>
+                <w:i w:val="0"/>
+              </w:rPr>
+              <w:t>(X + Y) + Z = X + (Y + Z)</w:t>
+            </w:r>
+          </w:p>
+        </w:tc>
+      </w:tr>
+      <w:tr>
+        <w:tc>
+          <w:tcPr>
+            <w:tcW w:type="dxa" w:w="4320"/>
+          </w:tcPr>
+          <w:p>
+            <w:r/>
+            <w:r>
+              <w:rPr>
+                <w:b w:val="0"/>
+                <w:i w:val="0"/>
+              </w:rPr>
+              <w:t>E</w:t>
+            </w:r>
+          </w:p>
+        </w:tc>
+        <w:tc>
+          <w:tcPr>
+            <w:tcW w:type="dxa" w:w="4320"/>
+          </w:tcPr>
+          <w:p>
+            <w:r/>
+            <w:r>
+              <w:rPr>
+                <w:b w:val="0"/>
+                <w:i w:val="0"/>
+              </w:rPr>
+              <w:t>¬(¬X) = X</w:t>
+            </w:r>
+          </w:p>
+        </w:tc>
+      </w:tr>
+      <w:tr>
+        <w:tc>
+          <w:tcPr>
+            <w:tcW w:type="dxa" w:w="4320"/>
+          </w:tcPr>
+          <w:p>
+            <w:r/>
+            <w:r>
+              <w:rPr>
+                <w:b w:val="0"/>
+                <w:i w:val="0"/>
+              </w:rPr>
+              <w:t>F</w:t>
+            </w:r>
+          </w:p>
+        </w:tc>
+        <w:tc>
+          <w:tcPr>
+            <w:tcW w:type="dxa" w:w="4320"/>
+          </w:tcPr>
+          <w:p>
+            <w:r/>
+            <w:r>
+              <w:rPr>
+                <w:b w:val="0"/>
+                <w:i w:val="0"/>
+              </w:rPr>
+              <w:t>X + ¬X = 1</w:t>
+            </w:r>
+          </w:p>
+        </w:tc>
+      </w:tr>
+    </w:tbl>
+    <w:p/>
+    <w:p>
+      <w:r>
+        <w:rPr>
+          <w:b/>
+          <w:i w:val="0"/>
+        </w:rPr>
+        <w:t>2.</w:t>
+      </w:r>
+      <w:r>
+        <w:rPr>
+          <w:b w:val="0"/>
+          <w:i w:val="0"/>
+        </w:rPr>
         <w:t xml:space="preserve"> Complete the truth table for the expression </w:t>
       </w:r>
       <w:r>
@@ -102,32 +578,6 @@
         <w:t>(AO2)</w:t>
       </w:r>
     </w:p>
-    <w:tbl>
-      <w:tblPr>
-        <w:tblStyle w:val="TableGrid"/>
-        <w:tblW w:type="auto" w:w="0"/>
-        <w:tblLook w:firstColumn="1" w:firstRow="1" w:lastColumn="0" w:lastRow="0" w:noHBand="0" w:noVBand="1" w:val="04A0"/>
-      </w:tblPr>
-      <w:tblGrid>
-        <w:gridCol w:w="8640"/>
-      </w:tblGrid>
-      <w:tr>
-        <w:trPr>
-          <w:trHeight w:val="1360" w:hRule="atLeast"/>
-        </w:trPr>
-        <w:tc>
-          <w:tcPr>
-            <w:tcW w:type="dxa" w:w="8640"/>
-          </w:tcPr>
-          <w:p>
-            <w:pPr>
-              <w:spacing w:before="40"/>
-            </w:pPr>
-          </w:p>
-        </w:tc>
-      </w:tr>
-    </w:tbl>
-    <w:p/>
     <w:tbl>
       <w:tblPr>
         <w:tblStyle w:val="TableGrid"/>
@@ -840,65 +1290,49 @@
           <w:b/>
           <w:i w:val="0"/>
         </w:rPr>
-        <w:t>2.</w:t>
+        <w:t>3.</w:t>
       </w:r>
       <w:r>
         <w:rPr>
           <w:b w:val="0"/>
           <w:i w:val="0"/>
         </w:rPr>
-        <w:t xml:space="preserve"> Use </w:t>
+        <w:t xml:space="preserve"> A student simplifies </w:t>
       </w:r>
       <w:r>
         <w:rPr>
           <w:b/>
           <w:i w:val="0"/>
         </w:rPr>
-        <w:t>De Morgan's law</w:t>
+        <w:t>Y = ¬(A + ¬B)</w:t>
       </w:r>
       <w:r>
         <w:rPr>
           <w:b w:val="0"/>
           <w:i w:val="0"/>
         </w:rPr>
-        <w:t xml:space="preserve"> and </w:t>
+        <w:t xml:space="preserve">. Their working, shown below, contains </w:t>
       </w:r>
       <w:r>
         <w:rPr>
           <w:b/>
           <w:i w:val="0"/>
         </w:rPr>
-        <w:t>double negation</w:t>
+        <w:t>two errors</w:t>
       </w:r>
       <w:r>
         <w:rPr>
           <w:b w:val="0"/>
           <w:i w:val="0"/>
         </w:rPr>
-        <w:t xml:space="preserve"> to simplify </w:t>
-      </w:r>
-      <w:r>
-        <w:rPr>
-          <w:rFonts w:ascii="Consolas" w:hAnsi="Consolas"/>
-          <w:b/>
-          <w:i w:val="0"/>
-          <w:sz w:val="19"/>
-        </w:rPr>
-        <w:t>¬(A · ¬B)</w:t>
-      </w:r>
-      <w:r>
-        <w:rPr>
-          <w:b w:val="0"/>
-          <w:i w:val="0"/>
-        </w:rPr>
-        <w:t xml:space="preserve"> so that no bar remains over more than one variable. Show each step and name the law used at each step. </w:t>
+        <w:t xml:space="preserve">. Identify and correct each error, then write the correct simplified expression for Y. </w:t>
       </w:r>
       <w:r>
         <w:rPr>
           <w:b/>
           <w:i w:val="0"/>
         </w:rPr>
-        <w:t>[2]</w:t>
+        <w:t>[3]</w:t>
       </w:r>
       <w:r>
         <w:rPr>
@@ -915,6 +1349,22 @@
         <w:t>(AO2)</w:t>
       </w:r>
     </w:p>
+    <w:p>
+      <w:pPr>
+        <w:shd w:fill="F2F2F2"/>
+      </w:pPr>
+      <w:r>
+        <w:rPr>
+          <w:rFonts w:ascii="Consolas" w:hAnsi="Consolas"/>
+          <w:sz w:val="18"/>
+        </w:rPr>
+        <w:t>Step 1 (De Morgan's law):   Y = ¬A + ¬(¬B)</w:t>
+        <w:br/>
+        <w:t>Step 2 (double negation):   ¬(¬B) = ¬B</w:t>
+        <w:br/>
+        <w:t>Step 3 (result):            Y = ¬A + ¬B</w:t>
+      </w:r>
+    </w:p>
     <w:tbl>
       <w:tblPr>
         <w:tblStyle w:val="TableGrid"/>
@@ -926,7 +1376,7 @@
       </w:tblGrid>
       <w:tr>
         <w:trPr>
-          <w:trHeight w:val="1020" w:hRule="atLeast"/>
+          <w:trHeight w:val="1360" w:hRule="atLeast"/>
         </w:trPr>
         <w:tc>
           <w:tcPr>
@@ -944,49 +1394,38 @@
     <w:p>
       <w:r>
         <w:rPr>
-          <w:b w:val="0"/>
-          <w:i w:val="0"/>
-        </w:rPr>
-        <w:t>Working space:</w:t>
-      </w:r>
-    </w:p>
-    <w:p>
-      <w:r>
-        <w:rPr>
           <w:b/>
           <w:i w:val="0"/>
         </w:rPr>
-        <w:t>3.</w:t>
+        <w:t>4.</w:t>
       </w:r>
       <w:r>
         <w:rPr>
           <w:b w:val="0"/>
           <w:i w:val="0"/>
         </w:rPr>
-        <w:t xml:space="preserve"> Simplify the expression </w:t>
+        <w:t xml:space="preserve"> Complete the paragraph using words from the word bank. Each word may be used at most once; </w:t>
       </w:r>
       <w:r>
         <w:rPr>
-          <w:rFonts w:ascii="Consolas" w:hAnsi="Consolas"/>
           <w:b/>
           <w:i w:val="0"/>
-          <w:sz w:val="19"/>
         </w:rPr>
-        <w:t>A + ¬A · B</w:t>
+        <w:t>three</w:t>
       </w:r>
       <w:r>
         <w:rPr>
           <w:b w:val="0"/>
           <w:i w:val="0"/>
         </w:rPr>
-        <w:t xml:space="preserve"> as far as possible, naming the law(s) you use. </w:t>
+        <w:t xml:space="preserve"> words are not needed. </w:t>
       </w:r>
       <w:r>
         <w:rPr>
           <w:b/>
           <w:i w:val="0"/>
         </w:rPr>
-        <w:t>[2]</w:t>
+        <w:t>[3]</w:t>
       </w:r>
       <w:r>
         <w:rPr>
@@ -1000,42 +1439,16 @@
           <w:b w:val="0"/>
           <w:i/>
         </w:rPr>
-        <w:t>(AO1/AO2)</w:t>
+        <w:t>(AO1)</w:t>
       </w:r>
     </w:p>
-    <w:tbl>
-      <w:tblPr>
-        <w:tblStyle w:val="TableGrid"/>
-        <w:tblW w:type="auto" w:w="0"/>
-        <w:tblLook w:firstColumn="1" w:firstRow="1" w:lastColumn="0" w:lastRow="0" w:noHBand="0" w:noVBand="1" w:val="04A0"/>
-      </w:tblPr>
-      <w:tblGrid>
-        <w:gridCol w:w="8640"/>
-      </w:tblGrid>
-      <w:tr>
-        <w:trPr>
-          <w:trHeight w:val="1020" w:hRule="atLeast"/>
-        </w:trPr>
-        <w:tc>
-          <w:tcPr>
-            <w:tcW w:type="dxa" w:w="8640"/>
-          </w:tcPr>
-          <w:p>
-            <w:pPr>
-              <w:spacing w:before="40"/>
-            </w:pPr>
-          </w:p>
-        </w:tc>
-      </w:tr>
-    </w:tbl>
-    <w:p/>
     <w:p>
       <w:r>
         <w:rPr>
           <w:b w:val="0"/>
           <w:i w:val="0"/>
         </w:rPr>
-        <w:t>Working space:</w:t>
+        <w:t>A half adder adds two single bits. Its Sum output is A __________ B and its Carry output is A __________ B. A half adder cannot add the middle columns of a multi-bit binary addition because it has no __________ input, so a __________ adder — which accepts three inputs — is used for those columns instead. A D-type flip-flop stores __________ and its output is only able to change on a __________.</w:t>
       </w:r>
     </w:p>
     <w:p>
@@ -1044,28 +1457,30 @@
           <w:b/>
           <w:i w:val="0"/>
         </w:rPr>
-        <w:t>4.</w:t>
+        <w:t>Word bank:</w:t>
       </w:r>
       <w:r>
         <w:rPr>
           <w:b w:val="0"/>
           <w:i w:val="0"/>
         </w:rPr>
-        <w:t xml:space="preserve"> The truth table below shows the output </w:t>
+        <w:t xml:space="preserve"> XOR · AND · OR · carry-in · overflow · full · one bit · one byte · clock pulse</w:t>
       </w:r>
+    </w:p>
+    <w:p>
       <w:r>
         <w:rPr>
           <w:b/>
           <w:i w:val="0"/>
         </w:rPr>
-        <w:t>X</w:t>
+        <w:t>5.</w:t>
       </w:r>
       <w:r>
         <w:rPr>
           <w:b w:val="0"/>
           <w:i w:val="0"/>
         </w:rPr>
-        <w:t xml:space="preserve"> of a logic circuit with inputs </w:t>
+        <w:t xml:space="preserve"> An alarm circuit has inputs </w:t>
       </w:r>
       <w:r>
         <w:rPr>
@@ -1107,7 +1522,21 @@
           <w:b w:val="0"/>
           <w:i w:val="0"/>
         </w:rPr>
-        <w:t>.</w:t>
+        <w:t xml:space="preserve"> and sounds when its output </w:t>
+      </w:r>
+      <w:r>
+        <w:rPr>
+          <w:b/>
+          <w:i w:val="0"/>
+        </w:rPr>
+        <w:t>X = 1</w:t>
+      </w:r>
+      <w:r>
+        <w:rPr>
+          <w:b w:val="0"/>
+          <w:i w:val="0"/>
+        </w:rPr>
+        <w:t>. The truth table below shows X.</w:t>
       </w:r>
     </w:p>
     <w:tbl>
@@ -1753,32 +2182,6 @@
         <w:tblLook w:firstColumn="1" w:firstRow="1" w:lastColumn="0" w:lastRow="0" w:noHBand="0" w:noVBand="1" w:val="04A0"/>
       </w:tblPr>
       <w:tblGrid>
-        <w:gridCol w:w="8640"/>
-      </w:tblGrid>
-      <w:tr>
-        <w:trPr>
-          <w:trHeight w:val="680" w:hRule="atLeast"/>
-        </w:trPr>
-        <w:tc>
-          <w:tcPr>
-            <w:tcW w:type="dxa" w:w="8640"/>
-          </w:tcPr>
-          <w:p>
-            <w:pPr>
-              <w:spacing w:before="40"/>
-            </w:pPr>
-          </w:p>
-        </w:tc>
-      </w:tr>
-    </w:tbl>
-    <w:p/>
-    <w:tbl>
-      <w:tblPr>
-        <w:tblStyle w:val="TableGrid"/>
-        <w:tblW w:type="auto" w:w="0"/>
-        <w:tblLook w:firstColumn="1" w:firstRow="1" w:lastColumn="0" w:lastRow="0" w:noHBand="0" w:noVBand="1" w:val="04A0"/>
-      </w:tblPr>
-      <w:tblGrid>
         <w:gridCol w:w="1728"/>
         <w:gridCol w:w="1728"/>
         <w:gridCol w:w="1728"/>
@@ -2007,7 +2410,7 @@
           <w:b/>
           <w:i w:val="0"/>
         </w:rPr>
-        <w:t>[3]</w:t>
+        <w:t>[2]</w:t>
       </w:r>
       <w:r>
         <w:rPr>
@@ -2022,134 +2425,6 @@
           <w:i/>
         </w:rPr>
         <w:t>(AO2)</w:t>
-      </w:r>
-    </w:p>
-    <w:tbl>
-      <w:tblPr>
-        <w:tblStyle w:val="TableGrid"/>
-        <w:tblW w:type="auto" w:w="0"/>
-        <w:tblLook w:firstColumn="1" w:firstRow="1" w:lastColumn="0" w:lastRow="0" w:noHBand="0" w:noVBand="1" w:val="04A0"/>
-      </w:tblPr>
-      <w:tblGrid>
-        <w:gridCol w:w="8640"/>
-      </w:tblGrid>
-      <w:tr>
-        <w:trPr>
-          <w:trHeight w:val="1360" w:hRule="atLeast"/>
-        </w:trPr>
-        <w:tc>
-          <w:tcPr>
-            <w:tcW w:type="dxa" w:w="8640"/>
-          </w:tcPr>
-          <w:p>
-            <w:pPr>
-              <w:spacing w:before="40"/>
-            </w:pPr>
-          </w:p>
-        </w:tc>
-      </w:tr>
-    </w:tbl>
-    <w:p/>
-    <w:p>
-      <w:r>
-        <w:rPr>
-          <w:b w:val="0"/>
-          <w:i w:val="0"/>
-        </w:rPr>
-        <w:t>Working space:</w:t>
-      </w:r>
-    </w:p>
-    <w:p>
-      <w:r>
-        <w:rPr>
-          <w:b/>
-          <w:i w:val="0"/>
-        </w:rPr>
-        <w:t>5.</w:t>
-      </w:r>
-      <w:r>
-        <w:rPr>
-          <w:b w:val="0"/>
-          <w:i w:val="0"/>
-        </w:rPr>
-        <w:t xml:space="preserve"> State the Boolean expressions for the </w:t>
-      </w:r>
-      <w:r>
-        <w:rPr>
-          <w:b/>
-          <w:i w:val="0"/>
-        </w:rPr>
-        <w:t>Sum</w:t>
-      </w:r>
-      <w:r>
-        <w:rPr>
-          <w:b w:val="0"/>
-          <w:i w:val="0"/>
-        </w:rPr>
-        <w:t xml:space="preserve"> and </w:t>
-      </w:r>
-      <w:r>
-        <w:rPr>
-          <w:b/>
-          <w:i w:val="0"/>
-        </w:rPr>
-        <w:t>Carry</w:t>
-      </w:r>
-      <w:r>
-        <w:rPr>
-          <w:b w:val="0"/>
-          <w:i w:val="0"/>
-        </w:rPr>
-        <w:t xml:space="preserve"> outputs of a </w:t>
-      </w:r>
-      <w:r>
-        <w:rPr>
-          <w:b/>
-          <w:i w:val="0"/>
-        </w:rPr>
-        <w:t>half adder</w:t>
-      </w:r>
-      <w:r>
-        <w:rPr>
-          <w:b w:val="0"/>
-          <w:i w:val="0"/>
-        </w:rPr>
-        <w:t xml:space="preserve">, and explain why a half adder </w:t>
-      </w:r>
-      <w:r>
-        <w:rPr>
-          <w:b/>
-          <w:i w:val="0"/>
-        </w:rPr>
-        <w:t>cannot</w:t>
-      </w:r>
-      <w:r>
-        <w:rPr>
-          <w:b w:val="0"/>
-          <w:i w:val="0"/>
-        </w:rPr>
-        <w:t xml:space="preserve"> be used on its own to add the middle columns of a multi-bit binary addition. </w:t>
-      </w:r>
-      <w:r>
-        <w:rPr>
-          <w:b/>
-          <w:i w:val="0"/>
-        </w:rPr>
-        <w:t>[2]</w:t>
-      </w:r>
-      <w:r>
-        <w:rPr>
-          <w:b w:val="0"/>
-          <w:i w:val="0"/>
-        </w:rPr>
-        <w:t xml:space="preserve"> </w:t>
-      </w:r>
-      <w:r>
-        <w:rPr>
-          <w:b w:val="0"/>
-          <w:i/>
-        </w:rPr>
-        <w:t>(AO1)</w:t>
       </w:r>
     </w:p>
     <w:tbl>
@@ -2179,101 +2454,6 @@
     </w:tbl>
     <w:p/>
     <w:p>
-      <w:r>
-        <w:rPr>
-          <w:b w:val="0"/>
-          <w:i w:val="0"/>
-        </w:rPr>
-        <w:t>Working space:</w:t>
-      </w:r>
-    </w:p>
-    <w:p>
-      <w:r>
-        <w:rPr>
-          <w:b/>
-          <w:i w:val="0"/>
-        </w:rPr>
-        <w:t>6.</w:t>
-      </w:r>
-      <w:r>
-        <w:rPr>
-          <w:b w:val="0"/>
-          <w:i w:val="0"/>
-        </w:rPr>
-        <w:t xml:space="preserve"> A </w:t>
-      </w:r>
-      <w:r>
-        <w:rPr>
-          <w:b/>
-          <w:i w:val="0"/>
-        </w:rPr>
-        <w:t>D-type flip-flop</w:t>
-      </w:r>
-      <w:r>
-        <w:rPr>
-          <w:b w:val="0"/>
-          <w:i w:val="0"/>
-        </w:rPr>
-        <w:t xml:space="preserve"> is used in a circuit. State what a D-type flip-flop stores, and when its output is able to change. </w:t>
-      </w:r>
-      <w:r>
-        <w:rPr>
-          <w:b/>
-          <w:i w:val="0"/>
-        </w:rPr>
-        <w:t>[1]</w:t>
-      </w:r>
-      <w:r>
-        <w:rPr>
-          <w:b w:val="0"/>
-          <w:i w:val="0"/>
-        </w:rPr>
-        <w:t xml:space="preserve"> </w:t>
-      </w:r>
-      <w:r>
-        <w:rPr>
-          <w:b w:val="0"/>
-          <w:i/>
-        </w:rPr>
-        <w:t>(AO1)</w:t>
-      </w:r>
-    </w:p>
-    <w:tbl>
-      <w:tblPr>
-        <w:tblStyle w:val="TableGrid"/>
-        <w:tblW w:type="auto" w:w="0"/>
-        <w:tblLook w:firstColumn="1" w:firstRow="1" w:lastColumn="0" w:lastRow="0" w:noHBand="0" w:noVBand="1" w:val="04A0"/>
-      </w:tblPr>
-      <w:tblGrid>
-        <w:gridCol w:w="8640"/>
-      </w:tblGrid>
-      <w:tr>
-        <w:trPr>
-          <w:trHeight w:val="680" w:hRule="atLeast"/>
-        </w:trPr>
-        <w:tc>
-          <w:tcPr>
-            <w:tcW w:type="dxa" w:w="8640"/>
-          </w:tcPr>
-          <w:p>
-            <w:pPr>
-              <w:spacing w:before="40"/>
-            </w:pPr>
-          </w:p>
-        </w:tc>
-      </w:tr>
-    </w:tbl>
-    <w:p/>
-    <w:p>
-      <w:r>
-        <w:rPr>
-          <w:b w:val="0"/>
-          <w:i w:val="0"/>
-        </w:rPr>
-        <w:t>Working space:</w:t>
-      </w:r>
-    </w:p>
-    <w:p>
       <w:pPr>
         <w:pBdr>
           <w:bottom w:val="single" w:sz="6" w:space="1" w:color="AAAAAA"/>
@@ -2298,7 +2478,21 @@
           <w:b/>
           <w:i w:val="0"/>
         </w:rPr>
-        <w:t>7.</w:t>
+        <w:t>6.</w:t>
+      </w:r>
+      <w:r>
+        <w:rPr>
+          <w:b w:val="0"/>
+          <w:i w:val="0"/>
+        </w:rPr>
+        <w:t xml:space="preserve"> </w:t>
+      </w:r>
+      <w:r>
+        <w:rPr>
+          <w:b w:val="0"/>
+          <w:i/>
+        </w:rPr>
+        <w:t>(1.3.1)</w:t>
       </w:r>
       <w:r>
         <w:rPr>
@@ -2351,10 +2545,10 @@
       </w:r>
       <w:r>
         <w:rPr>
-          <w:b w:val="0"/>
-          <w:i/>
+          <w:b/>
+          <w:i w:val="0"/>
         </w:rPr>
-        <w:t>(1.3)</w:t>
+        <w:t>[3]</w:t>
       </w:r>
       <w:r>
         <w:rPr>
@@ -2362,6 +2556,97 @@
           <w:i w:val="0"/>
         </w:rPr>
         <w:t xml:space="preserve"> </w:t>
+      </w:r>
+      <w:r>
+        <w:rPr>
+          <w:b w:val="0"/>
+          <w:i/>
+        </w:rPr>
+        <w:t>(AO1)</w:t>
+      </w:r>
+    </w:p>
+    <w:tbl>
+      <w:tblPr>
+        <w:tblStyle w:val="TableGrid"/>
+        <w:tblW w:type="auto" w:w="0"/>
+        <w:tblLook w:firstColumn="1" w:firstRow="1" w:lastColumn="0" w:lastRow="0" w:noHBand="0" w:noVBand="1" w:val="04A0"/>
+      </w:tblPr>
+      <w:tblGrid>
+        <w:gridCol w:w="8640"/>
+      </w:tblGrid>
+      <w:tr>
+        <w:trPr>
+          <w:trHeight w:val="1360" w:hRule="atLeast"/>
+        </w:trPr>
+        <w:tc>
+          <w:tcPr>
+            <w:tcW w:type="dxa" w:w="8640"/>
+          </w:tcPr>
+          <w:p>
+            <w:pPr>
+              <w:spacing w:before="40"/>
+            </w:pPr>
+          </w:p>
+        </w:tc>
+      </w:tr>
+    </w:tbl>
+    <w:p/>
+    <w:p>
+      <w:r>
+        <w:rPr>
+          <w:b/>
+          <w:i w:val="0"/>
+        </w:rPr>
+        <w:t>7.</w:t>
+      </w:r>
+      <w:r>
+        <w:rPr>
+          <w:b w:val="0"/>
+          <w:i w:val="0"/>
+        </w:rPr>
+        <w:t xml:space="preserve"> </w:t>
+      </w:r>
+      <w:r>
+        <w:rPr>
+          <w:b w:val="0"/>
+          <w:i/>
+        </w:rPr>
+        <w:t>(1.2.1)</w:t>
+      </w:r>
+      <w:r>
+        <w:rPr>
+          <w:b w:val="0"/>
+          <w:i w:val="0"/>
+        </w:rPr>
+        <w:t xml:space="preserve"> Describe how the </w:t>
+      </w:r>
+      <w:r>
+        <w:rPr>
+          <w:b/>
+          <w:i w:val="0"/>
+        </w:rPr>
+        <w:t>round robin</w:t>
+      </w:r>
+      <w:r>
+        <w:rPr>
+          <w:b w:val="0"/>
+          <w:i w:val="0"/>
+        </w:rPr>
+        <w:t xml:space="preserve"> CPU scheduling algorithm works, and state </w:t>
+      </w:r>
+      <w:r>
+        <w:rPr>
+          <w:b/>
+          <w:i w:val="0"/>
+        </w:rPr>
+        <w:t>one</w:t>
+      </w:r>
+      <w:r>
+        <w:rPr>
+          <w:b w:val="0"/>
+          <w:i w:val="0"/>
+        </w:rPr>
+        <w:t xml:space="preserve"> advantage of it. </w:t>
       </w:r>
       <w:r>
         <w:rPr>
@@ -2411,129 +2696,6 @@
       </w:tr>
     </w:tbl>
     <w:p/>
-    <w:p>
-      <w:r>
-        <w:rPr>
-          <w:b w:val="0"/>
-          <w:i w:val="0"/>
-        </w:rPr>
-        <w:t>Working space:</w:t>
-      </w:r>
-    </w:p>
-    <w:p>
-      <w:r>
-        <w:rPr>
-          <w:b/>
-          <w:i w:val="0"/>
-        </w:rPr>
-        <w:t>8.</w:t>
-      </w:r>
-      <w:r>
-        <w:rPr>
-          <w:b w:val="0"/>
-          <w:i w:val="0"/>
-        </w:rPr>
-        <w:t xml:space="preserve"> Describe how the </w:t>
-      </w:r>
-      <w:r>
-        <w:rPr>
-          <w:b/>
-          <w:i w:val="0"/>
-        </w:rPr>
-        <w:t>round robin</w:t>
-      </w:r>
-      <w:r>
-        <w:rPr>
-          <w:b w:val="0"/>
-          <w:i w:val="0"/>
-        </w:rPr>
-        <w:t xml:space="preserve"> CPU scheduling algorithm works, and state </w:t>
-      </w:r>
-      <w:r>
-        <w:rPr>
-          <w:b/>
-          <w:i w:val="0"/>
-        </w:rPr>
-        <w:t>one</w:t>
-      </w:r>
-      <w:r>
-        <w:rPr>
-          <w:b w:val="0"/>
-          <w:i w:val="0"/>
-        </w:rPr>
-        <w:t xml:space="preserve"> advantage of it. </w:t>
-      </w:r>
-      <w:r>
-        <w:rPr>
-          <w:b w:val="0"/>
-          <w:i/>
-        </w:rPr>
-        <w:t>(1.2)</w:t>
-      </w:r>
-      <w:r>
-        <w:rPr>
-          <w:b w:val="0"/>
-          <w:i w:val="0"/>
-        </w:rPr>
-        <w:t xml:space="preserve"> </w:t>
-      </w:r>
-      <w:r>
-        <w:rPr>
-          <w:b/>
-          <w:i w:val="0"/>
-        </w:rPr>
-        <w:t>[3]</w:t>
-      </w:r>
-      <w:r>
-        <w:rPr>
-          <w:b w:val="0"/>
-          <w:i w:val="0"/>
-        </w:rPr>
-        <w:t xml:space="preserve"> </w:t>
-      </w:r>
-      <w:r>
-        <w:rPr>
-          <w:b w:val="0"/>
-          <w:i/>
-        </w:rPr>
-        <w:t>(AO1)</w:t>
-      </w:r>
-    </w:p>
-    <w:tbl>
-      <w:tblPr>
-        <w:tblStyle w:val="TableGrid"/>
-        <w:tblW w:type="auto" w:w="0"/>
-        <w:tblLook w:firstColumn="1" w:firstRow="1" w:lastColumn="0" w:lastRow="0" w:noHBand="0" w:noVBand="1" w:val="04A0"/>
-      </w:tblPr>
-      <w:tblGrid>
-        <w:gridCol w:w="8640"/>
-      </w:tblGrid>
-      <w:tr>
-        <w:trPr>
-          <w:trHeight w:val="1360" w:hRule="atLeast"/>
-        </w:trPr>
-        <w:tc>
-          <w:tcPr>
-            <w:tcW w:type="dxa" w:w="8640"/>
-          </w:tcPr>
-          <w:p>
-            <w:pPr>
-              <w:spacing w:before="40"/>
-            </w:pPr>
-          </w:p>
-        </w:tc>
-      </w:tr>
-    </w:tbl>
-    <w:p/>
-    <w:p>
-      <w:r>
-        <w:rPr>
-          <w:b w:val="0"/>
-          <w:i w:val="0"/>
-        </w:rPr>
-        <w:t>Working space:</w:t>
-      </w:r>
-    </w:p>
     <w:p>
       <w:pPr>
         <w:pBdr>
